--- a/Sales Analysis Project 2026/reports/Sales Analysis Report.docx
+++ b/Sales Analysis Project 2026/reports/Sales Analysis Report.docx
@@ -90,7 +90,7 @@
                                   <w:rPr>
                                     <w:rFonts w:asciiTheme="majorHAnsi" w:eastAsiaTheme="majorEastAsia" w:hAnsiTheme="majorHAnsi" w:cstheme="majorBidi"/>
                                     <w:caps/>
-                                    <w:color w:val="2C7FCE" w:themeColor="text2" w:themeTint="99"/>
+                                    <w:color w:val="000000" w:themeColor="text1"/>
                                     <w:sz w:val="36"/>
                                     <w:szCs w:val="36"/>
                                   </w:rPr>
@@ -116,7 +116,7 @@
                                       <w:rPr>
                                         <w:rFonts w:asciiTheme="majorHAnsi" w:eastAsiaTheme="majorEastAsia" w:hAnsiTheme="majorHAnsi" w:cstheme="majorBidi"/>
                                         <w:caps/>
-                                        <w:color w:val="2C7FCE" w:themeColor="text2" w:themeTint="99"/>
+                                        <w:color w:val="000000" w:themeColor="text1"/>
                                         <w:sz w:val="36"/>
                                         <w:szCs w:val="36"/>
                                       </w:rPr>
@@ -130,7 +130,7 @@
                                   <w:pStyle w:val="NoSpacing"/>
                                   <w:spacing w:before="120"/>
                                   <w:rPr>
-                                    <w:color w:val="156082" w:themeColor="accent1"/>
+                                    <w:color w:val="000000" w:themeColor="text1"/>
                                     <w:sz w:val="36"/>
                                     <w:szCs w:val="36"/>
                                   </w:rPr>
@@ -138,7 +138,7 @@
                                 <w:sdt>
                                   <w:sdtPr>
                                     <w:rPr>
-                                      <w:color w:val="156082" w:themeColor="accent1"/>
+                                      <w:color w:val="000000" w:themeColor="text1"/>
                                       <w:sz w:val="36"/>
                                       <w:szCs w:val="36"/>
                                     </w:rPr>
@@ -151,7 +151,7 @@
                                   <w:sdtContent>
                                     <w:r>
                                       <w:rPr>
-                                        <w:color w:val="156082" w:themeColor="accent1"/>
+                                        <w:color w:val="000000" w:themeColor="text1"/>
                                         <w:sz w:val="36"/>
                                         <w:szCs w:val="36"/>
                                       </w:rPr>
@@ -165,18 +165,37 @@
                                   <w:pStyle w:val="NoSpacing"/>
                                   <w:spacing w:before="120"/>
                                   <w:rPr>
-                                    <w:color w:val="156082" w:themeColor="accent1"/>
+                                    <w:color w:val="000000" w:themeColor="text1"/>
                                     <w:sz w:val="36"/>
                                     <w:szCs w:val="36"/>
                                   </w:rPr>
                                 </w:pPr>
                                 <w:r>
                                   <w:rPr>
-                                    <w:color w:val="156082" w:themeColor="accent1"/>
+                                    <w:color w:val="000000" w:themeColor="text1"/>
                                     <w:sz w:val="36"/>
                                     <w:szCs w:val="36"/>
                                   </w:rPr>
                                   <w:t>Date: April 2026</w:t>
+                                </w:r>
+                              </w:p>
+                              <w:p>
+                                <w:pPr>
+                                  <w:pStyle w:val="NoSpacing"/>
+                                  <w:spacing w:before="120"/>
+                                  <w:rPr>
+                                    <w:color w:val="000000" w:themeColor="text1"/>
+                                    <w:sz w:val="36"/>
+                                    <w:szCs w:val="36"/>
+                                  </w:rPr>
+                                </w:pPr>
+                                <w:r>
+                                  <w:rPr>
+                                    <w:color w:val="000000" w:themeColor="text1"/>
+                                    <w:sz w:val="36"/>
+                                    <w:szCs w:val="36"/>
+                                  </w:rPr>
+                                  <w:t>Jabulane Prince Poulo</w:t>
                                 </w:r>
                               </w:p>
                             </w:txbxContent>
@@ -213,7 +232,7 @@
                             <w:rPr>
                               <w:rFonts w:asciiTheme="majorHAnsi" w:eastAsiaTheme="majorEastAsia" w:hAnsiTheme="majorHAnsi" w:cstheme="majorBidi"/>
                               <w:caps/>
-                              <w:color w:val="2C7FCE" w:themeColor="text2" w:themeTint="99"/>
+                              <w:color w:val="000000" w:themeColor="text1"/>
                               <w:sz w:val="36"/>
                               <w:szCs w:val="36"/>
                             </w:rPr>
@@ -239,7 +258,7 @@
                                 <w:rPr>
                                   <w:rFonts w:asciiTheme="majorHAnsi" w:eastAsiaTheme="majorEastAsia" w:hAnsiTheme="majorHAnsi" w:cstheme="majorBidi"/>
                                   <w:caps/>
-                                  <w:color w:val="2C7FCE" w:themeColor="text2" w:themeTint="99"/>
+                                  <w:color w:val="000000" w:themeColor="text1"/>
                                   <w:sz w:val="36"/>
                                   <w:szCs w:val="36"/>
                                 </w:rPr>
@@ -253,7 +272,7 @@
                             <w:pStyle w:val="NoSpacing"/>
                             <w:spacing w:before="120"/>
                             <w:rPr>
-                              <w:color w:val="156082" w:themeColor="accent1"/>
+                              <w:color w:val="000000" w:themeColor="text1"/>
                               <w:sz w:val="36"/>
                               <w:szCs w:val="36"/>
                             </w:rPr>
@@ -261,7 +280,7 @@
                           <w:sdt>
                             <w:sdtPr>
                               <w:rPr>
-                                <w:color w:val="156082" w:themeColor="accent1"/>
+                                <w:color w:val="000000" w:themeColor="text1"/>
                                 <w:sz w:val="36"/>
                                 <w:szCs w:val="36"/>
                               </w:rPr>
@@ -274,7 +293,7 @@
                             <w:sdtContent>
                               <w:r>
                                 <w:rPr>
-                                  <w:color w:val="156082" w:themeColor="accent1"/>
+                                  <w:color w:val="000000" w:themeColor="text1"/>
                                   <w:sz w:val="36"/>
                                   <w:szCs w:val="36"/>
                                 </w:rPr>
@@ -288,18 +307,37 @@
                             <w:pStyle w:val="NoSpacing"/>
                             <w:spacing w:before="120"/>
                             <w:rPr>
-                              <w:color w:val="156082" w:themeColor="accent1"/>
+                              <w:color w:val="000000" w:themeColor="text1"/>
                               <w:sz w:val="36"/>
                               <w:szCs w:val="36"/>
                             </w:rPr>
                           </w:pPr>
                           <w:r>
                             <w:rPr>
-                              <w:color w:val="156082" w:themeColor="accent1"/>
+                              <w:color w:val="000000" w:themeColor="text1"/>
                               <w:sz w:val="36"/>
                               <w:szCs w:val="36"/>
                             </w:rPr>
                             <w:t>Date: April 2026</w:t>
+                          </w:r>
+                        </w:p>
+                        <w:p>
+                          <w:pPr>
+                            <w:pStyle w:val="NoSpacing"/>
+                            <w:spacing w:before="120"/>
+                            <w:rPr>
+                              <w:color w:val="000000" w:themeColor="text1"/>
+                              <w:sz w:val="36"/>
+                              <w:szCs w:val="36"/>
+                            </w:rPr>
+                          </w:pPr>
+                          <w:r>
+                            <w:rPr>
+                              <w:color w:val="000000" w:themeColor="text1"/>
+                              <w:sz w:val="36"/>
+                              <w:szCs w:val="36"/>
+                            </w:rPr>
+                            <w:t>Jabulane Prince Poulo</w:t>
                           </w:r>
                         </w:p>
                       </w:txbxContent>
@@ -824,7 +862,7 @@
               </mc:Choice>
               <mc:Fallback>
                 <w:pict>
-                  <v:group w14:anchorId="2F081DFE" id="Group 2" o:spid="_x0000_s1026" style="position:absolute;margin-left:0;margin-top:0;width:432.65pt;height:448.55pt;z-index:-251658752;mso-width-percent:706;mso-height-percent:566;mso-left-percent:220;mso-top-percent:300;mso-position-horizontal-relative:page;mso-position-vertical-relative:page;mso-width-percent:706;mso-height-percent:566;mso-left-percent:220;mso-top-percent:300" coordsize="43291,44910" o:gfxdata="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">
+                  <v:group w14:anchorId="75059419" id="Group 2" o:spid="_x0000_s1026" style="position:absolute;margin-left:0;margin-top:0;width:432.65pt;height:448.55pt;z-index:-251658752;mso-width-percent:706;mso-height-percent:566;mso-left-percent:220;mso-top-percent:300;mso-position-horizontal-relative:page;mso-position-vertical-relative:page;mso-width-percent:706;mso-height-percent:566;mso-left-percent:220;mso-top-percent:300" coordsize="43291,44910" o:gfxdata="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">
                     <o:lock v:ext="edit" aspectratio="t"/>
                     <v:shape id="Freeform 64" o:spid="_x0000_s1027" style="position:absolute;left:15017;width:28274;height:28352;visibility:visible;mso-wrap-style:square;v-text-anchor:top" coordsize="1781,1786" o:gfxdata="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" path="m4,1786l,1782,1776,r5,5l4,1786xe" filled="f" stroked="f">
                       <v:path arrowok="t" o:connecttype="custom" o:connectlocs="6350,2835275;0,2828925;2819400,0;2827338,7938;6350,2835275" o:connectangles="0,0,0,0,0"/>
@@ -1086,17 +1124,37 @@
         </w:p>
       </w:sdtContent>
     </w:sdt>
-    <w:p>
-      <w:r>
-        <w:lastRenderedPageBreak/>
-        <w:br w:type="page"/>
-      </w:r>
-      <w:r>
-        <w:rPr>
-          <w:b/>
-          <w:bCs/>
-        </w:rPr>
-        <w:lastRenderedPageBreak/>
+    <w:p/>
+    <w:p>
+      <w:pPr>
+        <w:tabs>
+          <w:tab w:val="left" w:pos="1812"/>
+        </w:tabs>
+        <w:rPr>
+          <w:b/>
+          <w:bCs/>
+        </w:rPr>
+      </w:pPr>
+      <w:r>
+        <w:rPr>
+          <w:b/>
+          <w:bCs/>
+        </w:rPr>
+        <w:t>Objectives</w:t>
+      </w:r>
+    </w:p>
+    <w:p>
+      <w:r>
+        <w:t>The project aims to develop a complete data processing and reporting workflow that transforms raw transactional sales data into actionable business intelligence. Graduates must demonstrate proficiency across three core domains: Linux automation, Python data processing, and Excel analytics.</w:t>
+      </w:r>
+    </w:p>
+    <w:p/>
+    <w:p>
+      <w:r>
+        <w:rPr>
+          <w:b/>
+          <w:bCs/>
+        </w:rPr>
         <w:t>Executive Summary</w:t>
       </w:r>
     </w:p>
@@ -1105,9 +1163,26 @@
         <w:t>This report presents the findings from the Sales Data Processing and Business Insights System, a complete ETL (Extract, Transform, Load) pipeline developed to transform raw transactional sales data into actionable business intelligence. The system processes sales data across four regions (North, East, South, West), five product categories, and multiple salespeople to answer key business questions regarding regional performance, product revenue, sales trends, and individual performance.</w:t>
       </w:r>
     </w:p>
-    <w:p/>
-    <w:p>
-      <w:r>
+    <w:p>
+      <w:pPr>
+        <w:rPr>
+          <w:b/>
+          <w:bCs/>
+        </w:rPr>
+      </w:pPr>
+    </w:p>
+    <w:p>
+      <w:pPr>
+        <w:rPr>
+          <w:b/>
+          <w:bCs/>
+        </w:rPr>
+      </w:pPr>
+      <w:r>
+        <w:rPr>
+          <w:b/>
+          <w:bCs/>
+        </w:rPr>
         <w:t xml:space="preserve">Key findings </w:t>
       </w:r>
     </w:p>
@@ -1333,6 +1408,54 @@
           <w:bCs/>
         </w:rPr>
       </w:pPr>
+      <w:r>
+        <w:rPr>
+          <w:b/>
+          <w:bCs/>
+          <w:noProof/>
+        </w:rPr>
+        <w:drawing>
+          <wp:inline distT="0" distB="0" distL="0" distR="0" wp14:anchorId="3B8D0A62" wp14:editId="05FF8C92">
+            <wp:extent cx="5731510" cy="1821815"/>
+            <wp:effectExtent l="0" t="0" r="2540" b="6985"/>
+            <wp:docPr id="1296497770" name="Picture 2"/>
+            <wp:cNvGraphicFramePr>
+              <a:graphicFrameLocks xmlns:a="http://schemas.openxmlformats.org/drawingml/2006/main" noChangeAspect="1"/>
+            </wp:cNvGraphicFramePr>
+            <a:graphic xmlns:a="http://schemas.openxmlformats.org/drawingml/2006/main">
+              <a:graphicData uri="http://schemas.openxmlformats.org/drawingml/2006/picture">
+                <pic:pic xmlns:pic="http://schemas.openxmlformats.org/drawingml/2006/picture">
+                  <pic:nvPicPr>
+                    <pic:cNvPr id="1296497770" name="Picture 1296497770"/>
+                    <pic:cNvPicPr/>
+                  </pic:nvPicPr>
+                  <pic:blipFill>
+                    <a:blip r:embed="rId7">
+                      <a:extLst>
+                        <a:ext uri="{28A0092B-C50C-407E-A947-70E740481C1C}">
+                          <a14:useLocalDpi xmlns:a14="http://schemas.microsoft.com/office/drawing/2010/main" val="0"/>
+                        </a:ext>
+                      </a:extLst>
+                    </a:blip>
+                    <a:stretch>
+                      <a:fillRect/>
+                    </a:stretch>
+                  </pic:blipFill>
+                  <pic:spPr>
+                    <a:xfrm>
+                      <a:off x="0" y="0"/>
+                      <a:ext cx="5731510" cy="1821815"/>
+                    </a:xfrm>
+                    <a:prstGeom prst="rect">
+                      <a:avLst/>
+                    </a:prstGeom>
+                  </pic:spPr>
+                </pic:pic>
+              </a:graphicData>
+            </a:graphic>
+          </wp:inline>
+        </w:drawing>
+      </w:r>
     </w:p>
     <w:p>
       <w:pPr>
@@ -1342,6 +1465,1510 @@
           <w:bCs/>
         </w:rPr>
       </w:pPr>
+    </w:p>
+    <w:p>
+      <w:pPr>
+        <w:rPr>
+          <w:b/>
+          <w:bCs/>
+        </w:rPr>
+      </w:pPr>
+      <w:r>
+        <w:rPr>
+          <w:b/>
+          <w:bCs/>
+        </w:rPr>
+        <w:t xml:space="preserve">Data Cleaning </w:t>
+      </w:r>
+    </w:p>
+    <w:tbl>
+      <w:tblPr>
+        <w:tblStyle w:val="TableGrid"/>
+        <w:tblW w:w="0" w:type="auto"/>
+        <w:tblLook w:val="04A0" w:firstRow="1" w:lastRow="0" w:firstColumn="1" w:lastColumn="0" w:noHBand="0" w:noVBand="1"/>
+      </w:tblPr>
+      <w:tblGrid>
+        <w:gridCol w:w="4508"/>
+        <w:gridCol w:w="4508"/>
+      </w:tblGrid>
+      <w:tr>
+        <w:tc>
+          <w:tcPr>
+            <w:tcW w:w="4508" w:type="dxa"/>
+          </w:tcPr>
+          <w:p>
+            <w:r>
+              <w:t>Data Quality Issue</w:t>
+            </w:r>
+          </w:p>
+        </w:tc>
+        <w:tc>
+          <w:tcPr>
+            <w:tcW w:w="4508" w:type="dxa"/>
+          </w:tcPr>
+          <w:p>
+            <w:r>
+              <w:t>Resolution Method</w:t>
+            </w:r>
+          </w:p>
+        </w:tc>
+      </w:tr>
+      <w:tr>
+        <w:tc>
+          <w:tcPr>
+            <w:tcW w:w="4508" w:type="dxa"/>
+          </w:tcPr>
+          <w:p>
+            <w:r>
+              <w:t>Missing quantity values</w:t>
+            </w:r>
+          </w:p>
+        </w:tc>
+        <w:tc>
+          <w:tcPr>
+            <w:tcW w:w="4508" w:type="dxa"/>
+          </w:tcPr>
+          <w:p>
+            <w:r>
+              <w:t>Found the median and filled the missing values with it</w:t>
+            </w:r>
+          </w:p>
+        </w:tc>
+      </w:tr>
+      <w:tr>
+        <w:tc>
+          <w:tcPr>
+            <w:tcW w:w="4508" w:type="dxa"/>
+          </w:tcPr>
+          <w:p>
+            <w:r>
+              <w:t>Missing prices values</w:t>
+            </w:r>
+          </w:p>
+        </w:tc>
+        <w:tc>
+          <w:tcPr>
+            <w:tcW w:w="4508" w:type="dxa"/>
+          </w:tcPr>
+          <w:p>
+            <w:r>
+              <w:t>Filled with category avarage</w:t>
+            </w:r>
+          </w:p>
+        </w:tc>
+      </w:tr>
+      <w:tr>
+        <w:tc>
+          <w:tcPr>
+            <w:tcW w:w="4508" w:type="dxa"/>
+          </w:tcPr>
+          <w:p>
+            <w:r>
+              <w:t>Missing Salesperson names</w:t>
+            </w:r>
+          </w:p>
+        </w:tc>
+        <w:tc>
+          <w:tcPr>
+            <w:tcW w:w="4508" w:type="dxa"/>
+          </w:tcPr>
+          <w:p>
+            <w:r>
+              <w:t>Labelled as Unknown</w:t>
+            </w:r>
+          </w:p>
+        </w:tc>
+      </w:tr>
+      <w:tr>
+        <w:tc>
+          <w:tcPr>
+            <w:tcW w:w="4508" w:type="dxa"/>
+          </w:tcPr>
+          <w:p>
+            <w:r>
+              <w:t>Invalid date formats</w:t>
+            </w:r>
+          </w:p>
+        </w:tc>
+        <w:tc>
+          <w:tcPr>
+            <w:tcW w:w="4508" w:type="dxa"/>
+          </w:tcPr>
+          <w:p>
+            <w:r>
+              <w:t>Standardised to datetime</w:t>
+            </w:r>
+          </w:p>
+        </w:tc>
+      </w:tr>
+      <w:tr>
+        <w:tc>
+          <w:tcPr>
+            <w:tcW w:w="4508" w:type="dxa"/>
+          </w:tcPr>
+          <w:p>
+            <w:r>
+              <w:t>Duplicate transactions</w:t>
+            </w:r>
+          </w:p>
+        </w:tc>
+        <w:tc>
+          <w:tcPr>
+            <w:tcW w:w="4508" w:type="dxa"/>
+          </w:tcPr>
+          <w:p>
+            <w:r>
+              <w:t>Removed c</w:t>
+            </w:r>
+          </w:p>
+        </w:tc>
+      </w:tr>
+    </w:tbl>
+    <w:p>
+      <w:pPr>
+        <w:rPr>
+          <w:b/>
+          <w:bCs/>
+        </w:rPr>
+      </w:pPr>
+      <w:r>
+        <w:rPr>
+          <w:b/>
+          <w:bCs/>
+        </w:rPr>
+        <w:t>Calculated Fields</w:t>
+      </w:r>
+    </w:p>
+    <w:tbl>
+      <w:tblPr>
+        <w:tblStyle w:val="TableGrid"/>
+        <w:tblW w:w="0" w:type="auto"/>
+        <w:tblLook w:val="04A0" w:firstRow="1" w:lastRow="0" w:firstColumn="1" w:lastColumn="0" w:noHBand="0" w:noVBand="1"/>
+      </w:tblPr>
+      <w:tblGrid>
+        <w:gridCol w:w="3126"/>
+        <w:gridCol w:w="2945"/>
+        <w:gridCol w:w="2945"/>
+      </w:tblGrid>
+      <w:tr>
+        <w:tc>
+          <w:tcPr>
+            <w:tcW w:w="3126" w:type="dxa"/>
+          </w:tcPr>
+          <w:p>
+            <w:r>
+              <w:t>New Field</w:t>
+            </w:r>
+          </w:p>
+        </w:tc>
+        <w:tc>
+          <w:tcPr>
+            <w:tcW w:w="2945" w:type="dxa"/>
+          </w:tcPr>
+          <w:p>
+            <w:pPr>
+              <w:jc w:val="center"/>
+            </w:pPr>
+            <w:r>
+              <w:t>Formula</w:t>
+            </w:r>
+          </w:p>
+        </w:tc>
+        <w:tc>
+          <w:tcPr>
+            <w:tcW w:w="2945" w:type="dxa"/>
+          </w:tcPr>
+          <w:p>
+            <w:r>
+              <w:t>Business Value</w:t>
+            </w:r>
+          </w:p>
+        </w:tc>
+      </w:tr>
+      <w:tr>
+        <w:tc>
+          <w:tcPr>
+            <w:tcW w:w="3126" w:type="dxa"/>
+          </w:tcPr>
+          <w:p>
+            <w:r>
+              <w:t>Revenue</w:t>
+            </w:r>
+          </w:p>
+        </w:tc>
+        <w:tc>
+          <w:tcPr>
+            <w:tcW w:w="2945" w:type="dxa"/>
+          </w:tcPr>
+          <w:p>
+            <w:r>
+              <w:t>Quantity X Price</w:t>
+            </w:r>
+          </w:p>
+        </w:tc>
+        <w:tc>
+          <w:tcPr>
+            <w:tcW w:w="2945" w:type="dxa"/>
+          </w:tcPr>
+          <w:p>
+            <w:r>
+              <w:t>Enables all revenue-based analysis</w:t>
+            </w:r>
+          </w:p>
+        </w:tc>
+      </w:tr>
+      <w:tr>
+        <w:tc>
+          <w:tcPr>
+            <w:tcW w:w="3126" w:type="dxa"/>
+          </w:tcPr>
+          <w:p>
+            <w:r>
+              <w:t>Month</w:t>
+            </w:r>
+          </w:p>
+        </w:tc>
+        <w:tc>
+          <w:tcPr>
+            <w:tcW w:w="2945" w:type="dxa"/>
+          </w:tcPr>
+          <w:p>
+            <w:r>
+              <w:t>Extracted from date</w:t>
+            </w:r>
+          </w:p>
+        </w:tc>
+        <w:tc>
+          <w:tcPr>
+            <w:tcW w:w="2945" w:type="dxa"/>
+          </w:tcPr>
+          <w:p>
+            <w:r>
+              <w:t>Enables trend analysis</w:t>
+            </w:r>
+          </w:p>
+        </w:tc>
+      </w:tr>
+    </w:tbl>
+    <w:p/>
+    <w:p>
+      <w:pPr>
+        <w:rPr>
+          <w:b/>
+          <w:bCs/>
+        </w:rPr>
+      </w:pPr>
+      <w:r>
+        <w:rPr>
+          <w:b/>
+          <w:bCs/>
+        </w:rPr>
+        <w:t>Business Analysis Findings</w:t>
+      </w:r>
+    </w:p>
+    <w:p>
+      <w:pPr>
+        <w:rPr>
+          <w:b/>
+          <w:bCs/>
+        </w:rPr>
+      </w:pPr>
+      <w:r>
+        <w:rPr>
+          <w:b/>
+          <w:bCs/>
+        </w:rPr>
+        <w:t>Regional Performance Analysis</w:t>
+      </w:r>
+    </w:p>
+    <w:p>
+      <w:r>
+        <w:rPr>
+          <w:b/>
+          <w:bCs/>
+        </w:rPr>
+        <w:t>Finding:</w:t>
+      </w:r>
+      <w:r>
+        <w:t xml:space="preserve"> The </w:t>
+      </w:r>
+      <w:r>
+        <w:t>East</w:t>
+      </w:r>
+      <w:r>
+        <w:t xml:space="preserve"> region is the top-performing region.</w:t>
+      </w:r>
+    </w:p>
+    <w:p>
+      <w:pPr>
+        <w:rPr>
+          <w:noProof/>
+        </w:rPr>
+      </w:pPr>
+      <w:r>
+        <w:rPr>
+          <w:b/>
+          <w:bCs/>
+        </w:rPr>
+        <w:t>Sales by Region</w:t>
+      </w:r>
+      <w:r>
+        <w:t>:</w:t>
+      </w:r>
+      <w:r>
+        <w:rPr>
+          <w:noProof/>
+        </w:rPr>
+        <w:drawing>
+          <wp:inline distT="0" distB="0" distL="0" distR="0" wp14:anchorId="4A5FD0C4" wp14:editId="3C9511D9">
+            <wp:extent cx="5731510" cy="3203575"/>
+            <wp:effectExtent l="0" t="0" r="2540" b="0"/>
+            <wp:docPr id="423120549" name="Picture 3"/>
+            <wp:cNvGraphicFramePr>
+              <a:graphicFrameLocks xmlns:a="http://schemas.openxmlformats.org/drawingml/2006/main" noChangeAspect="1"/>
+            </wp:cNvGraphicFramePr>
+            <a:graphic xmlns:a="http://schemas.openxmlformats.org/drawingml/2006/main">
+              <a:graphicData uri="http://schemas.openxmlformats.org/drawingml/2006/picture">
+                <pic:pic xmlns:pic="http://schemas.openxmlformats.org/drawingml/2006/picture">
+                  <pic:nvPicPr>
+                    <pic:cNvPr id="423120549" name="Picture 423120549"/>
+                    <pic:cNvPicPr/>
+                  </pic:nvPicPr>
+                  <pic:blipFill>
+                    <a:blip r:embed="rId8">
+                      <a:extLst>
+                        <a:ext uri="{28A0092B-C50C-407E-A947-70E740481C1C}">
+                          <a14:useLocalDpi xmlns:a14="http://schemas.microsoft.com/office/drawing/2010/main" val="0"/>
+                        </a:ext>
+                      </a:extLst>
+                    </a:blip>
+                    <a:stretch>
+                      <a:fillRect/>
+                    </a:stretch>
+                  </pic:blipFill>
+                  <pic:spPr>
+                    <a:xfrm>
+                      <a:off x="0" y="0"/>
+                      <a:ext cx="5731510" cy="3203575"/>
+                    </a:xfrm>
+                    <a:prstGeom prst="rect">
+                      <a:avLst/>
+                    </a:prstGeom>
+                  </pic:spPr>
+                </pic:pic>
+              </a:graphicData>
+            </a:graphic>
+          </wp:inline>
+        </w:drawing>
+      </w:r>
+    </w:p>
+    <w:p>
+      <w:pPr>
+        <w:tabs>
+          <w:tab w:val="left" w:pos="2076"/>
+        </w:tabs>
+      </w:pPr>
+      <w:r>
+        <w:rPr>
+          <w:b/>
+          <w:bCs/>
+        </w:rPr>
+        <w:t>Analysis:</w:t>
+      </w:r>
+      <w:r>
+        <w:t xml:space="preserve"> The </w:t>
+      </w:r>
+      <w:r>
+        <w:t>East</w:t>
+      </w:r>
+      <w:r>
+        <w:t xml:space="preserve"> region consistently outperforms other regions across all product categories. This suggests either higher customer demand in this region, more effective sales strategies, or both.</w:t>
+      </w:r>
+    </w:p>
+    <w:p>
+      <w:pPr>
+        <w:tabs>
+          <w:tab w:val="left" w:pos="2076"/>
+        </w:tabs>
+      </w:pPr>
+      <w:r>
+        <w:rPr>
+          <w:b/>
+          <w:bCs/>
+        </w:rPr>
+        <w:lastRenderedPageBreak/>
+        <w:t>Business Implication:</w:t>
+      </w:r>
+      <w:r>
+        <w:t xml:space="preserve"> The sales strategies and practices used in the </w:t>
+      </w:r>
+      <w:r>
+        <w:t>East</w:t>
+      </w:r>
+      <w:r>
+        <w:t xml:space="preserve"> region should be documented and replicated across other regions, particularly West region which shows the lowest performance.</w:t>
+      </w:r>
+    </w:p>
+    <w:p>
+      <w:pPr>
+        <w:tabs>
+          <w:tab w:val="left" w:pos="2076"/>
+        </w:tabs>
+      </w:pPr>
+    </w:p>
+    <w:p>
+      <w:pPr>
+        <w:tabs>
+          <w:tab w:val="left" w:pos="2076"/>
+        </w:tabs>
+        <w:rPr>
+          <w:b/>
+          <w:bCs/>
+        </w:rPr>
+      </w:pPr>
+      <w:r>
+        <w:rPr>
+          <w:b/>
+          <w:bCs/>
+        </w:rPr>
+        <w:t>Product Performance Analysis</w:t>
+      </w:r>
+    </w:p>
+    <w:p>
+      <w:pPr>
+        <w:tabs>
+          <w:tab w:val="left" w:pos="2076"/>
+        </w:tabs>
+      </w:pPr>
+      <w:r>
+        <w:rPr>
+          <w:b/>
+          <w:bCs/>
+        </w:rPr>
+        <w:t>Finding:</w:t>
+      </w:r>
+      <w:r>
+        <w:t> Electronics category dominates total revenue, with Phone being the single highest revenue-generating product.</w:t>
+      </w:r>
+    </w:p>
+    <w:p>
+      <w:pPr>
+        <w:tabs>
+          <w:tab w:val="left" w:pos="2076"/>
+        </w:tabs>
+      </w:pPr>
+      <w:r>
+        <w:rPr>
+          <w:noProof/>
+        </w:rPr>
+        <w:drawing>
+          <wp:inline distT="0" distB="0" distL="0" distR="0" wp14:anchorId="1A9F621C" wp14:editId="66967B34">
+            <wp:extent cx="5731510" cy="3578225"/>
+            <wp:effectExtent l="0" t="0" r="2540" b="3175"/>
+            <wp:docPr id="1697696638" name="Picture 4"/>
+            <wp:cNvGraphicFramePr>
+              <a:graphicFrameLocks xmlns:a="http://schemas.openxmlformats.org/drawingml/2006/main" noChangeAspect="1"/>
+            </wp:cNvGraphicFramePr>
+            <a:graphic xmlns:a="http://schemas.openxmlformats.org/drawingml/2006/main">
+              <a:graphicData uri="http://schemas.openxmlformats.org/drawingml/2006/picture">
+                <pic:pic xmlns:pic="http://schemas.openxmlformats.org/drawingml/2006/picture">
+                  <pic:nvPicPr>
+                    <pic:cNvPr id="1697696638" name="Picture 1697696638"/>
+                    <pic:cNvPicPr/>
+                  </pic:nvPicPr>
+                  <pic:blipFill>
+                    <a:blip r:embed="rId9">
+                      <a:extLst>
+                        <a:ext uri="{28A0092B-C50C-407E-A947-70E740481C1C}">
+                          <a14:useLocalDpi xmlns:a14="http://schemas.microsoft.com/office/drawing/2010/main" val="0"/>
+                        </a:ext>
+                      </a:extLst>
+                    </a:blip>
+                    <a:stretch>
+                      <a:fillRect/>
+                    </a:stretch>
+                  </pic:blipFill>
+                  <pic:spPr>
+                    <a:xfrm>
+                      <a:off x="0" y="0"/>
+                      <a:ext cx="5731510" cy="3578225"/>
+                    </a:xfrm>
+                    <a:prstGeom prst="rect">
+                      <a:avLst/>
+                    </a:prstGeom>
+                  </pic:spPr>
+                </pic:pic>
+              </a:graphicData>
+            </a:graphic>
+          </wp:inline>
+        </w:drawing>
+      </w:r>
+    </w:p>
+    <w:p>
+      <w:pPr>
+        <w:tabs>
+          <w:tab w:val="left" w:pos="2076"/>
+        </w:tabs>
+      </w:pPr>
+      <w:r>
+        <w:rPr>
+          <w:b/>
+          <w:bCs/>
+        </w:rPr>
+        <w:t>Analysis:</w:t>
+      </w:r>
+      <w:r>
+        <w:t xml:space="preserve"> Electronics products account for </w:t>
+      </w:r>
+      <w:proofErr w:type="gramStart"/>
+      <w:r>
+        <w:t>the vast majority of</w:t>
+      </w:r>
+      <w:proofErr w:type="gramEnd"/>
+      <w:r>
+        <w:t xml:space="preserve"> total revenue. Within Electronics, the Phone product line is the strongest performer. Furniture sales, while present, contribute significantly less to overall revenue.</w:t>
+      </w:r>
+    </w:p>
+    <w:p>
+      <w:pPr>
+        <w:tabs>
+          <w:tab w:val="left" w:pos="2076"/>
+        </w:tabs>
+      </w:pPr>
+      <w:r>
+        <w:rPr>
+          <w:b/>
+          <w:bCs/>
+        </w:rPr>
+        <w:t>Business Implication:</w:t>
+      </w:r>
+      <w:r>
+        <w:t xml:space="preserve"> Inventory and marketing budgets should be allocated proportionally to revenue contribution, with Electronics receiving </w:t>
+      </w:r>
+      <w:r>
+        <w:t>most</w:t>
+      </w:r>
+      <w:r>
+        <w:t xml:space="preserve"> resources.</w:t>
+      </w:r>
+    </w:p>
+    <w:p>
+      <w:pPr>
+        <w:tabs>
+          <w:tab w:val="left" w:pos="2076"/>
+        </w:tabs>
+      </w:pPr>
+    </w:p>
+    <w:p>
+      <w:pPr>
+        <w:tabs>
+          <w:tab w:val="left" w:pos="2076"/>
+        </w:tabs>
+        <w:rPr>
+          <w:b/>
+          <w:bCs/>
+        </w:rPr>
+      </w:pPr>
+      <w:r>
+        <w:rPr>
+          <w:b/>
+          <w:bCs/>
+        </w:rPr>
+        <w:t>Sales Trend Analysis</w:t>
+      </w:r>
+    </w:p>
+    <w:p>
+      <w:pPr>
+        <w:tabs>
+          <w:tab w:val="left" w:pos="2076"/>
+        </w:tabs>
+      </w:pPr>
+      <w:r>
+        <w:rPr>
+          <w:b/>
+          <w:bCs/>
+        </w:rPr>
+        <w:t>Finding:</w:t>
+      </w:r>
+      <w:r>
+        <w:t> Sales show consistent growth from January through April, with March showing the strongest month-over-month increase.</w:t>
+      </w:r>
+    </w:p>
+    <w:p>
+      <w:pPr>
+        <w:tabs>
+          <w:tab w:val="left" w:pos="2076"/>
+        </w:tabs>
+      </w:pPr>
+      <w:r>
+        <w:rPr>
+          <w:noProof/>
+        </w:rPr>
+        <w:lastRenderedPageBreak/>
+        <w:drawing>
+          <wp:inline distT="0" distB="0" distL="0" distR="0" wp14:anchorId="565E5833" wp14:editId="6A43BBB1">
+            <wp:extent cx="5731510" cy="3107690"/>
+            <wp:effectExtent l="0" t="0" r="2540" b="0"/>
+            <wp:docPr id="163320585" name="Picture 5"/>
+            <wp:cNvGraphicFramePr>
+              <a:graphicFrameLocks xmlns:a="http://schemas.openxmlformats.org/drawingml/2006/main" noChangeAspect="1"/>
+            </wp:cNvGraphicFramePr>
+            <a:graphic xmlns:a="http://schemas.openxmlformats.org/drawingml/2006/main">
+              <a:graphicData uri="http://schemas.openxmlformats.org/drawingml/2006/picture">
+                <pic:pic xmlns:pic="http://schemas.openxmlformats.org/drawingml/2006/picture">
+                  <pic:nvPicPr>
+                    <pic:cNvPr id="163320585" name="Picture 163320585"/>
+                    <pic:cNvPicPr/>
+                  </pic:nvPicPr>
+                  <pic:blipFill>
+                    <a:blip r:embed="rId10">
+                      <a:extLst>
+                        <a:ext uri="{28A0092B-C50C-407E-A947-70E740481C1C}">
+                          <a14:useLocalDpi xmlns:a14="http://schemas.microsoft.com/office/drawing/2010/main" val="0"/>
+                        </a:ext>
+                      </a:extLst>
+                    </a:blip>
+                    <a:stretch>
+                      <a:fillRect/>
+                    </a:stretch>
+                  </pic:blipFill>
+                  <pic:spPr>
+                    <a:xfrm>
+                      <a:off x="0" y="0"/>
+                      <a:ext cx="5731510" cy="3107690"/>
+                    </a:xfrm>
+                    <a:prstGeom prst="rect">
+                      <a:avLst/>
+                    </a:prstGeom>
+                  </pic:spPr>
+                </pic:pic>
+              </a:graphicData>
+            </a:graphic>
+          </wp:inline>
+        </w:drawing>
+      </w:r>
+    </w:p>
+    <w:p>
+      <w:r>
+        <w:rPr>
+          <w:b/>
+          <w:bCs/>
+        </w:rPr>
+        <w:t>Analysis:</w:t>
+      </w:r>
+      <w:r>
+        <w:t> The upward trajectory across all four months indicates growing demand or improved sales effectiveness. The strongest growth occurring in March suggests seasonal factors or successful promotional activities during that period.</w:t>
+      </w:r>
+    </w:p>
+    <w:p>
+      <w:r>
+        <w:rPr>
+          <w:b/>
+          <w:bCs/>
+        </w:rPr>
+        <w:t>Business Implication:</w:t>
+      </w:r>
+      <w:r>
+        <w:t> The factors driving the March growth should be investigated and potentially replicated in other months. If seasonal, inventory should be increased ahead of future March periods.</w:t>
+      </w:r>
+    </w:p>
+    <w:p/>
+    <w:p>
+      <w:pPr>
+        <w:rPr>
+          <w:b/>
+          <w:bCs/>
+        </w:rPr>
+      </w:pPr>
+      <w:r>
+        <w:rPr>
+          <w:b/>
+          <w:bCs/>
+        </w:rPr>
+        <w:t>Salesperson Performance Analysis</w:t>
+      </w:r>
+    </w:p>
+    <w:p>
+      <w:r>
+        <w:rPr>
+          <w:b/>
+          <w:bCs/>
+        </w:rPr>
+        <w:t>Finding:</w:t>
+      </w:r>
+      <w:r>
+        <w:t> </w:t>
+      </w:r>
+      <w:r>
+        <w:t>David</w:t>
+      </w:r>
+      <w:r>
+        <w:t xml:space="preserve"> is the top-performing salesperson, followed by </w:t>
+      </w:r>
+      <w:r>
+        <w:t>John</w:t>
+      </w:r>
+      <w:r>
+        <w:t>, Mary, and Sarah.</w:t>
+      </w:r>
+    </w:p>
+    <w:p>
+      <w:r>
+        <w:rPr>
+          <w:b/>
+          <w:bCs/>
+        </w:rPr>
+        <w:t>Salesperson Rankings:</w:t>
+      </w:r>
+    </w:p>
+    <w:p>
+      <w:r>
+        <w:rPr>
+          <w:noProof/>
+        </w:rPr>
+        <w:drawing>
+          <wp:inline distT="0" distB="0" distL="0" distR="0" wp14:anchorId="3BB18B9C" wp14:editId="5DCB8830">
+            <wp:extent cx="5731510" cy="2817495"/>
+            <wp:effectExtent l="0" t="0" r="2540" b="1905"/>
+            <wp:docPr id="1823028252" name="Picture 7"/>
+            <wp:cNvGraphicFramePr>
+              <a:graphicFrameLocks xmlns:a="http://schemas.openxmlformats.org/drawingml/2006/main" noChangeAspect="1"/>
+            </wp:cNvGraphicFramePr>
+            <a:graphic xmlns:a="http://schemas.openxmlformats.org/drawingml/2006/main">
+              <a:graphicData uri="http://schemas.openxmlformats.org/drawingml/2006/picture">
+                <pic:pic xmlns:pic="http://schemas.openxmlformats.org/drawingml/2006/picture">
+                  <pic:nvPicPr>
+                    <pic:cNvPr id="1823028252" name="Picture 1823028252"/>
+                    <pic:cNvPicPr/>
+                  </pic:nvPicPr>
+                  <pic:blipFill>
+                    <a:blip r:embed="rId11">
+                      <a:extLst>
+                        <a:ext uri="{28A0092B-C50C-407E-A947-70E740481C1C}">
+                          <a14:useLocalDpi xmlns:a14="http://schemas.microsoft.com/office/drawing/2010/main" val="0"/>
+                        </a:ext>
+                      </a:extLst>
+                    </a:blip>
+                    <a:stretch>
+                      <a:fillRect/>
+                    </a:stretch>
+                  </pic:blipFill>
+                  <pic:spPr>
+                    <a:xfrm>
+                      <a:off x="0" y="0"/>
+                      <a:ext cx="5731510" cy="2817495"/>
+                    </a:xfrm>
+                    <a:prstGeom prst="rect">
+                      <a:avLst/>
+                    </a:prstGeom>
+                  </pic:spPr>
+                </pic:pic>
+              </a:graphicData>
+            </a:graphic>
+          </wp:inline>
+        </w:drawing>
+      </w:r>
+    </w:p>
+    <w:p>
+      <w:r>
+        <w:rPr>
+          <w:b/>
+          <w:bCs/>
+        </w:rPr>
+        <w:lastRenderedPageBreak/>
+        <w:t>Analysis:</w:t>
+      </w:r>
+      <w:r>
+        <w:t> </w:t>
+      </w:r>
+      <w:r>
+        <w:t>David</w:t>
+      </w:r>
+      <w:r>
+        <w:t xml:space="preserve">, operating in the </w:t>
+      </w:r>
+      <w:r>
+        <w:t>East</w:t>
+      </w:r>
+      <w:r>
+        <w:t xml:space="preserve"> region, leads all salespeople. Notably, the "Unknown" salesperson appears in the dataset, indicating data entry gaps where transactions were recorded without an associated salesperson.</w:t>
+      </w:r>
+    </w:p>
+    <w:p>
+      <w:r>
+        <w:rPr>
+          <w:b/>
+          <w:bCs/>
+        </w:rPr>
+        <w:t>Business Implication:</w:t>
+      </w:r>
+      <w:r>
+        <w:t> The top performers should be recogni</w:t>
+      </w:r>
+      <w:r>
+        <w:t>s</w:t>
+      </w:r>
+      <w:r>
+        <w:t>ed and their techniques shared with lower-performing salespeople. The "Unknown" records represent a process failure that needs to be addressed at the point of sale.</w:t>
+      </w:r>
+    </w:p>
+    <w:p/>
+    <w:p>
+      <w:pPr>
+        <w:rPr>
+          <w:b/>
+          <w:bCs/>
+        </w:rPr>
+      </w:pPr>
+      <w:r>
+        <w:rPr>
+          <w:b/>
+          <w:bCs/>
+        </w:rPr>
+        <w:t>Actionable Business Recommendations</w:t>
+      </w:r>
+    </w:p>
+    <w:p>
+      <w:pPr>
+        <w:rPr>
+          <w:b/>
+          <w:bCs/>
+        </w:rPr>
+      </w:pPr>
+      <w:r>
+        <w:rPr>
+          <w:b/>
+          <w:bCs/>
+        </w:rPr>
+        <w:t xml:space="preserve">Recommendation 1: Replicate </w:t>
+      </w:r>
+      <w:r>
+        <w:rPr>
+          <w:b/>
+          <w:bCs/>
+        </w:rPr>
+        <w:t>East</w:t>
+      </w:r>
+      <w:r>
+        <w:rPr>
+          <w:b/>
+          <w:bCs/>
+        </w:rPr>
+        <w:t xml:space="preserve"> Region Success Formula</w:t>
+      </w:r>
+    </w:p>
+    <w:p>
+      <w:r>
+        <w:rPr>
+          <w:b/>
+          <w:bCs/>
+        </w:rPr>
+        <w:t>Rationale:</w:t>
+      </w:r>
+      <w:r>
+        <w:t xml:space="preserve"> The </w:t>
+      </w:r>
+      <w:r>
+        <w:t>East</w:t>
+      </w:r>
+      <w:r>
+        <w:t xml:space="preserve"> region consistently outperforms other regions. Understanding and replicating their success factors is the fastest path to improving overall company performance.</w:t>
+      </w:r>
+    </w:p>
+    <w:p>
+      <w:r>
+        <w:rPr>
+          <w:b/>
+          <w:bCs/>
+        </w:rPr>
+        <w:t>Success Metric:</w:t>
+      </w:r>
+      <w:r>
+        <w:t> West region revenue increase of 20% within 3 months of implementation</w:t>
+      </w:r>
+    </w:p>
+    <w:p/>
+    <w:p>
+      <w:pPr>
+        <w:rPr>
+          <w:b/>
+          <w:bCs/>
+        </w:rPr>
+      </w:pPr>
+      <w:r>
+        <w:rPr>
+          <w:b/>
+          <w:bCs/>
+        </w:rPr>
+        <w:t>Recommendation 2: Optimi</w:t>
+      </w:r>
+      <w:r>
+        <w:rPr>
+          <w:b/>
+          <w:bCs/>
+        </w:rPr>
+        <w:t>s</w:t>
+      </w:r>
+      <w:r>
+        <w:rPr>
+          <w:b/>
+          <w:bCs/>
+        </w:rPr>
+        <w:t>e Product Strategy</w:t>
+      </w:r>
+    </w:p>
+    <w:p>
+      <w:r>
+        <w:rPr>
+          <w:b/>
+          <w:bCs/>
+        </w:rPr>
+        <w:t>Rationale:</w:t>
+      </w:r>
+      <w:r>
+        <w:t xml:space="preserve"> Electronics (specifically Phones) drives </w:t>
+      </w:r>
+      <w:r>
+        <w:t>most of the</w:t>
+      </w:r>
+      <w:r>
+        <w:t xml:space="preserve"> revenue. Resources should be allocated proportionally to revenue contribution.</w:t>
+      </w:r>
+    </w:p>
+    <w:p>
+      <w:r>
+        <w:rPr>
+          <w:b/>
+          <w:bCs/>
+        </w:rPr>
+        <w:t>Success Metric:</w:t>
+      </w:r>
+      <w:r>
+        <w:t> Electronics revenue increase of 15% next quarter; clear decision on Furniture line continuation.</w:t>
+      </w:r>
+    </w:p>
+    <w:p/>
+    <w:p>
+      <w:pPr>
+        <w:rPr>
+          <w:b/>
+          <w:bCs/>
+        </w:rPr>
+      </w:pPr>
+      <w:r>
+        <w:rPr>
+          <w:b/>
+          <w:bCs/>
+        </w:rPr>
+        <w:t>Recommendation 3: Fix Data Quality at Source</w:t>
+      </w:r>
+    </w:p>
+    <w:p>
+      <w:r>
+        <w:rPr>
+          <w:b/>
+          <w:bCs/>
+        </w:rPr>
+        <w:t>Rationale:</w:t>
+      </w:r>
+      <w:r>
+        <w:t> The presence of "Unknown" salesperson records prevents accurate performance tracking and may hide revenue attribution issues.</w:t>
+      </w:r>
+    </w:p>
+    <w:p>
+      <w:r>
+        <w:rPr>
+          <w:b/>
+          <w:bCs/>
+        </w:rPr>
+        <w:t>Success Metric:</w:t>
+      </w:r>
+      <w:r>
+        <w:t> Zero "Unknown" salesperson records in next month's data; 100% completion rate for all required fields.</w:t>
+      </w:r>
+    </w:p>
+    <w:p/>
+    <w:p>
+      <w:pPr>
+        <w:rPr>
+          <w:b/>
+          <w:bCs/>
+        </w:rPr>
+      </w:pPr>
+      <w:r>
+        <w:rPr>
+          <w:b/>
+          <w:bCs/>
+        </w:rPr>
+        <w:t>Conclusion</w:t>
+      </w:r>
+    </w:p>
+    <w:p>
+      <w:r>
+        <w:t>This project successfully delivers a complete data processing and business intelligence system that transforms raw transactional data into actionable insights. The solution:</w:t>
+      </w:r>
+    </w:p>
+    <w:p>
+      <w:pPr>
+        <w:numPr>
+          <w:ilvl w:val="0"/>
+          <w:numId w:val="2"/>
+        </w:numPr>
+      </w:pPr>
+      <w:r>
+        <w:rPr>
+          <w:b/>
+          <w:bCs/>
+        </w:rPr>
+        <w:t>Automates</w:t>
+      </w:r>
+      <w:r>
+        <w:t> the entire ETL pipeline using Linux shell scripting and Python</w:t>
+      </w:r>
+    </w:p>
+    <w:p>
+      <w:pPr>
+        <w:numPr>
+          <w:ilvl w:val="0"/>
+          <w:numId w:val="2"/>
+        </w:numPr>
+      </w:pPr>
+      <w:r>
+        <w:rPr>
+          <w:b/>
+          <w:bCs/>
+        </w:rPr>
+        <w:t>Cleans and standardi</w:t>
+      </w:r>
+      <w:r>
+        <w:rPr>
+          <w:b/>
+          <w:bCs/>
+        </w:rPr>
+        <w:t>s</w:t>
+      </w:r>
+      <w:r>
+        <w:rPr>
+          <w:b/>
+          <w:bCs/>
+        </w:rPr>
+        <w:t>es</w:t>
+      </w:r>
+      <w:r>
+        <w:t> messy raw data into analysis-ready format</w:t>
+      </w:r>
+    </w:p>
+    <w:p>
+      <w:pPr>
+        <w:numPr>
+          <w:ilvl w:val="0"/>
+          <w:numId w:val="2"/>
+        </w:numPr>
+      </w:pPr>
+      <w:r>
+        <w:rPr>
+          <w:b/>
+          <w:bCs/>
+        </w:rPr>
+        <w:lastRenderedPageBreak/>
+        <w:t>Provides</w:t>
+      </w:r>
+      <w:r>
+        <w:t> clear answers to all management questions regarding regions, products, trends, and personnel</w:t>
+      </w:r>
+    </w:p>
+    <w:p>
+      <w:pPr>
+        <w:numPr>
+          <w:ilvl w:val="0"/>
+          <w:numId w:val="2"/>
+        </w:numPr>
+      </w:pPr>
+      <w:r>
+        <w:rPr>
+          <w:b/>
+          <w:bCs/>
+        </w:rPr>
+        <w:t>Delivers</w:t>
+      </w:r>
+      <w:r>
+        <w:t> an interactive Excel dashboard for ongoing self-service analytics</w:t>
+      </w:r>
+    </w:p>
+    <w:p>
+      <w:pPr>
+        <w:numPr>
+          <w:ilvl w:val="0"/>
+          <w:numId w:val="2"/>
+        </w:numPr>
+      </w:pPr>
+      <w:r>
+        <w:rPr>
+          <w:b/>
+          <w:bCs/>
+        </w:rPr>
+        <w:t>Includes</w:t>
+      </w:r>
+      <w:r>
+        <w:t> four actionable recommendations backed by data evidence</w:t>
+      </w:r>
+    </w:p>
+    <w:p>
+      <w:r>
+        <w:t>The system is production-ready, fully documented, and can be scheduled to run automatically, ensuring management always has access to current sales insights without manual intervention.</w:t>
+      </w:r>
+    </w:p>
+    <w:p/>
+    <w:p>
+      <w:pPr>
+        <w:rPr>
+          <w:b/>
+          <w:bCs/>
+        </w:rPr>
+      </w:pPr>
+      <w:r>
+        <w:rPr>
+          <w:b/>
+          <w:bCs/>
+        </w:rPr>
+        <w:t>Technology Stack</w:t>
+      </w:r>
+    </w:p>
+    <w:tbl>
+      <w:tblPr>
+        <w:tblStyle w:val="TableGrid"/>
+        <w:tblW w:w="0" w:type="auto"/>
+        <w:tblLook w:val="04A0" w:firstRow="1" w:lastRow="0" w:firstColumn="1" w:lastColumn="0" w:noHBand="0" w:noVBand="1"/>
+      </w:tblPr>
+      <w:tblGrid>
+        <w:gridCol w:w="3005"/>
+        <w:gridCol w:w="3005"/>
+        <w:gridCol w:w="3006"/>
+      </w:tblGrid>
+      <w:tr>
+        <w:tc>
+          <w:tcPr>
+            <w:tcW w:w="3005" w:type="dxa"/>
+          </w:tcPr>
+          <w:p>
+            <w:r>
+              <w:t>Component</w:t>
+            </w:r>
+          </w:p>
+        </w:tc>
+        <w:tc>
+          <w:tcPr>
+            <w:tcW w:w="3005" w:type="dxa"/>
+          </w:tcPr>
+          <w:p>
+            <w:r>
+              <w:t>Technology</w:t>
+            </w:r>
+          </w:p>
+        </w:tc>
+        <w:tc>
+          <w:tcPr>
+            <w:tcW w:w="3006" w:type="dxa"/>
+          </w:tcPr>
+          <w:p>
+            <w:r>
+              <w:t>Version</w:t>
+            </w:r>
+          </w:p>
+        </w:tc>
+      </w:tr>
+      <w:tr>
+        <w:tc>
+          <w:tcPr>
+            <w:tcW w:w="3005" w:type="dxa"/>
+          </w:tcPr>
+          <w:p>
+            <w:r>
+              <w:t>Operating System</w:t>
+            </w:r>
+          </w:p>
+        </w:tc>
+        <w:tc>
+          <w:tcPr>
+            <w:tcW w:w="3005" w:type="dxa"/>
+          </w:tcPr>
+          <w:p>
+            <w:r>
+              <w:t>Ubuntu (WSL)</w:t>
+            </w:r>
+          </w:p>
+        </w:tc>
+        <w:tc>
+          <w:tcPr>
+            <w:tcW w:w="3006" w:type="dxa"/>
+          </w:tcPr>
+          <w:p>
+            <w:r>
+              <w:t>22.04</w:t>
+            </w:r>
+          </w:p>
+        </w:tc>
+      </w:tr>
+      <w:tr>
+        <w:tc>
+          <w:tcPr>
+            <w:tcW w:w="3005" w:type="dxa"/>
+          </w:tcPr>
+          <w:p>
+            <w:r>
+              <w:t>Data Processing</w:t>
+            </w:r>
+          </w:p>
+        </w:tc>
+        <w:tc>
+          <w:tcPr>
+            <w:tcW w:w="3005" w:type="dxa"/>
+          </w:tcPr>
+          <w:p>
+            <w:r>
+              <w:t>Python</w:t>
+            </w:r>
+          </w:p>
+        </w:tc>
+        <w:tc>
+          <w:tcPr>
+            <w:tcW w:w="3006" w:type="dxa"/>
+          </w:tcPr>
+          <w:p>
+            <w:r>
+              <w:t>3.10+</w:t>
+            </w:r>
+          </w:p>
+        </w:tc>
+      </w:tr>
+      <w:tr>
+        <w:tc>
+          <w:tcPr>
+            <w:tcW w:w="3005" w:type="dxa"/>
+          </w:tcPr>
+          <w:p>
+            <w:r>
+              <w:t>Data Analysis Library</w:t>
+            </w:r>
+          </w:p>
+        </w:tc>
+        <w:tc>
+          <w:tcPr>
+            <w:tcW w:w="3005" w:type="dxa"/>
+          </w:tcPr>
+          <w:p>
+            <w:r>
+              <w:t>pandas</w:t>
+            </w:r>
+          </w:p>
+        </w:tc>
+        <w:tc>
+          <w:tcPr>
+            <w:tcW w:w="3006" w:type="dxa"/>
+          </w:tcPr>
+          <w:p>
+            <w:r>
+              <w:t>2.1.0</w:t>
+            </w:r>
+          </w:p>
+        </w:tc>
+      </w:tr>
+      <w:tr>
+        <w:tc>
+          <w:tcPr>
+            <w:tcW w:w="3005" w:type="dxa"/>
+          </w:tcPr>
+          <w:p>
+            <w:r>
+              <w:t>Automation</w:t>
+            </w:r>
+          </w:p>
+        </w:tc>
+        <w:tc>
+          <w:tcPr>
+            <w:tcW w:w="3005" w:type="dxa"/>
+          </w:tcPr>
+          <w:p>
+            <w:r>
+              <w:t>Bash</w:t>
+            </w:r>
+          </w:p>
+        </w:tc>
+        <w:tc>
+          <w:tcPr>
+            <w:tcW w:w="3006" w:type="dxa"/>
+          </w:tcPr>
+          <w:p>
+            <w:r>
+              <w:t>5.1+</w:t>
+            </w:r>
+          </w:p>
+        </w:tc>
+      </w:tr>
+      <w:tr>
+        <w:tc>
+          <w:tcPr>
+            <w:tcW w:w="3005" w:type="dxa"/>
+          </w:tcPr>
+          <w:p>
+            <w:r>
+              <w:t>Reporting</w:t>
+            </w:r>
+          </w:p>
+        </w:tc>
+        <w:tc>
+          <w:tcPr>
+            <w:tcW w:w="3005" w:type="dxa"/>
+          </w:tcPr>
+          <w:p>
+            <w:r>
+              <w:t>Microsoft Excel</w:t>
+            </w:r>
+          </w:p>
+        </w:tc>
+        <w:tc>
+          <w:tcPr>
+            <w:tcW w:w="3006" w:type="dxa"/>
+          </w:tcPr>
+          <w:p>
+            <w:r>
+              <w:t>365</w:t>
+            </w:r>
+          </w:p>
+        </w:tc>
+      </w:tr>
+      <w:tr>
+        <w:tc>
+          <w:tcPr>
+            <w:tcW w:w="3005" w:type="dxa"/>
+          </w:tcPr>
+          <w:p>
+            <w:r>
+              <w:t>Version Control</w:t>
+            </w:r>
+          </w:p>
+        </w:tc>
+        <w:tc>
+          <w:tcPr>
+            <w:tcW w:w="3005" w:type="dxa"/>
+          </w:tcPr>
+          <w:p>
+            <w:r>
+              <w:t>Git</w:t>
+            </w:r>
+          </w:p>
+        </w:tc>
+        <w:tc>
+          <w:tcPr>
+            <w:tcW w:w="3006" w:type="dxa"/>
+          </w:tcPr>
+          <w:p>
+            <w:r>
+              <w:t>2.40+</w:t>
+            </w:r>
+          </w:p>
+        </w:tc>
+      </w:tr>
+    </w:tbl>
+    <w:p/>
+    <w:p>
+      <w:pPr>
+        <w:rPr>
+          <w:b/>
+          <w:bCs/>
+        </w:rPr>
+      </w:pPr>
+      <w:r>
+        <w:rPr>
+          <w:b/>
+          <w:bCs/>
+        </w:rPr>
+        <w:t>Glossary</w:t>
+      </w:r>
+    </w:p>
+    <w:tbl>
+      <w:tblPr>
+        <w:tblStyle w:val="TableGrid"/>
+        <w:tblW w:w="0" w:type="auto"/>
+        <w:tblLook w:val="04A0" w:firstRow="1" w:lastRow="0" w:firstColumn="1" w:lastColumn="0" w:noHBand="0" w:noVBand="1"/>
+      </w:tblPr>
+      <w:tblGrid>
+        <w:gridCol w:w="4508"/>
+        <w:gridCol w:w="4508"/>
+      </w:tblGrid>
+      <w:tr>
+        <w:tc>
+          <w:tcPr>
+            <w:tcW w:w="4508" w:type="dxa"/>
+          </w:tcPr>
+          <w:p>
+            <w:r>
+              <w:t>Term</w:t>
+            </w:r>
+          </w:p>
+        </w:tc>
+        <w:tc>
+          <w:tcPr>
+            <w:tcW w:w="4508" w:type="dxa"/>
+          </w:tcPr>
+          <w:p>
+            <w:r>
+              <w:t>Definition</w:t>
+            </w:r>
+          </w:p>
+        </w:tc>
+      </w:tr>
+      <w:tr>
+        <w:tc>
+          <w:tcPr>
+            <w:tcW w:w="4508" w:type="dxa"/>
+          </w:tcPr>
+          <w:p>
+            <w:r>
+              <w:t>ETL</w:t>
+            </w:r>
+          </w:p>
+        </w:tc>
+        <w:tc>
+          <w:tcPr>
+            <w:tcW w:w="4508" w:type="dxa"/>
+          </w:tcPr>
+          <w:p>
+            <w:r>
+              <w:t>Extract, Transform, Load - Data pipeline process</w:t>
+            </w:r>
+          </w:p>
+        </w:tc>
+      </w:tr>
+      <w:tr>
+        <w:tc>
+          <w:tcPr>
+            <w:tcW w:w="4508" w:type="dxa"/>
+          </w:tcPr>
+          <w:p>
+            <w:proofErr w:type="spellStart"/>
+            <w:r>
+              <w:t>venv</w:t>
+            </w:r>
+            <w:proofErr w:type="spellEnd"/>
+          </w:p>
+        </w:tc>
+        <w:tc>
+          <w:tcPr>
+            <w:tcW w:w="4508" w:type="dxa"/>
+          </w:tcPr>
+          <w:p>
+            <w:r>
+              <w:t>Virtual environment - isolated Python environment</w:t>
+            </w:r>
+          </w:p>
+        </w:tc>
+      </w:tr>
+    </w:tbl>
+    <w:p>
+      <w:r>
+        <w:br w:type="page"/>
+      </w:r>
     </w:p>
     <w:p/>
     <w:sectPr>
@@ -1356,6 +2983,56 @@
 </w:document>
 </file>
 
+<file path=word/endnotes.xml><?xml version="1.0" encoding="utf-8"?>
+<w:endnotes xmlns:wpc="http://schemas.microsoft.com/office/word/2010/wordprocessingCanvas" xmlns:cx="http://schemas.microsoft.com/office/drawing/2014/chartex" xmlns:cx1="http://schemas.microsoft.com/office/drawing/2015/9/8/chartex" xmlns:cx2="http://schemas.microsoft.com/office/drawing/2015/10/21/chartex" xmlns:cx3="http://schemas.microsoft.com/office/drawing/2016/5/9/chartex" xmlns:cx4="http://schemas.microsoft.com/office/drawing/2016/5/10/chartex" xmlns:cx5="http://schemas.microsoft.com/office/drawing/2016/5/11/chartex" xmlns:cx6="http://schemas.microsoft.com/office/drawing/2016/5/12/chartex" xmlns:cx7="http://schemas.microsoft.com/office/drawing/2016/5/13/chartex" xmlns:cx8="http://schemas.microsoft.com/office/drawing/2016/5/14/chartex" xmlns:mc="http://schemas.openxmlformats.org/markup-compatibility/2006" xmlns:aink="http://schemas.microsoft.com/office/drawing/2016/ink" xmlns:am3d="http://schemas.microsoft.com/office/drawing/2017/model3d" xmlns:o="urn:schemas-microsoft-com:office:office" xmlns:oel="http://schemas.microsoft.com/office/2019/extlst" xmlns:r="http://schemas.openxmlformats.org/officeDocument/2006/relationships" xmlns:m="http://schemas.openxmlformats.org/officeDocument/2006/math" xmlns:v="urn:schemas-microsoft-com:vml" xmlns:wp14="http://schemas.microsoft.com/office/word/2010/wordprocessingDrawing" xmlns:wp="http://schemas.openxmlformats.org/drawingml/2006/wordprocessingDrawing" xmlns:w10="urn:schemas-microsoft-com:office:word" xmlns:w="http://schemas.openxmlformats.org/wordprocessingml/2006/main" xmlns:w14="http://schemas.microsoft.com/office/word/2010/wordml" xmlns:w15="http://schemas.microsoft.com/office/word/2012/wordml" xmlns:w16cex="http://schemas.microsoft.com/office/word/2018/wordml/cex" xmlns:w16cid="http://schemas.microsoft.com/office/word/2016/wordml/cid" xmlns:w16="http://schemas.microsoft.com/office/word/2018/wordml" xmlns:w16du="http://schemas.microsoft.com/office/word/2023/wordml/word16du" xmlns:w16sdtdh="http://schemas.microsoft.com/office/word/2020/wordml/sdtdatahash" xmlns:w16sdtfl="http://schemas.microsoft.com/office/word/2024/wordml/sdtformatlock" xmlns:w16se="http://schemas.microsoft.com/office/word/2015/wordml/symex" xmlns:wpg="http://schemas.microsoft.com/office/word/2010/wordprocessingGroup" xmlns:wpi="http://schemas.microsoft.com/office/word/2010/wordprocessingInk" xmlns:wne="http://schemas.microsoft.com/office/word/2006/wordml" xmlns:wps="http://schemas.microsoft.com/office/word/2010/wordprocessingShape" mc:Ignorable="w14 w15 w16se w16cid w16 w16cex w16sdtdh w16sdtfl w16du wp14">
+  <w:endnote w:type="separator" w:id="-1">
+    <w:p>
+      <w:pPr>
+        <w:spacing w:after="0" w:line="240" w:lineRule="auto"/>
+      </w:pPr>
+      <w:r>
+        <w:separator/>
+      </w:r>
+    </w:p>
+  </w:endnote>
+  <w:endnote w:type="continuationSeparator" w:id="0">
+    <w:p>
+      <w:pPr>
+        <w:spacing w:after="0" w:line="240" w:lineRule="auto"/>
+      </w:pPr>
+      <w:r>
+        <w:continuationSeparator/>
+      </w:r>
+    </w:p>
+  </w:endnote>
+</w:endnotes>
+</file>
+
+<file path=word/footnotes.xml><?xml version="1.0" encoding="utf-8"?>
+<w:footnotes xmlns:wpc="http://schemas.microsoft.com/office/word/2010/wordprocessingCanvas" xmlns:cx="http://schemas.microsoft.com/office/drawing/2014/chartex" xmlns:cx1="http://schemas.microsoft.com/office/drawing/2015/9/8/chartex" xmlns:cx2="http://schemas.microsoft.com/office/drawing/2015/10/21/chartex" xmlns:cx3="http://schemas.microsoft.com/office/drawing/2016/5/9/chartex" xmlns:cx4="http://schemas.microsoft.com/office/drawing/2016/5/10/chartex" xmlns:cx5="http://schemas.microsoft.com/office/drawing/2016/5/11/chartex" xmlns:cx6="http://schemas.microsoft.com/office/drawing/2016/5/12/chartex" xmlns:cx7="http://schemas.microsoft.com/office/drawing/2016/5/13/chartex" xmlns:cx8="http://schemas.microsoft.com/office/drawing/2016/5/14/chartex" xmlns:mc="http://schemas.openxmlformats.org/markup-compatibility/2006" xmlns:aink="http://schemas.microsoft.com/office/drawing/2016/ink" xmlns:am3d="http://schemas.microsoft.com/office/drawing/2017/model3d" xmlns:o="urn:schemas-microsoft-com:office:office" xmlns:oel="http://schemas.microsoft.com/office/2019/extlst" xmlns:r="http://schemas.openxmlformats.org/officeDocument/2006/relationships" xmlns:m="http://schemas.openxmlformats.org/officeDocument/2006/math" xmlns:v="urn:schemas-microsoft-com:vml" xmlns:wp14="http://schemas.microsoft.com/office/word/2010/wordprocessingDrawing" xmlns:wp="http://schemas.openxmlformats.org/drawingml/2006/wordprocessingDrawing" xmlns:w10="urn:schemas-microsoft-com:office:word" xmlns:w="http://schemas.openxmlformats.org/wordprocessingml/2006/main" xmlns:w14="http://schemas.microsoft.com/office/word/2010/wordml" xmlns:w15="http://schemas.microsoft.com/office/word/2012/wordml" xmlns:w16cex="http://schemas.microsoft.com/office/word/2018/wordml/cex" xmlns:w16cid="http://schemas.microsoft.com/office/word/2016/wordml/cid" xmlns:w16="http://schemas.microsoft.com/office/word/2018/wordml" xmlns:w16du="http://schemas.microsoft.com/office/word/2023/wordml/word16du" xmlns:w16sdtdh="http://schemas.microsoft.com/office/word/2020/wordml/sdtdatahash" xmlns:w16sdtfl="http://schemas.microsoft.com/office/word/2024/wordml/sdtformatlock" xmlns:w16se="http://schemas.microsoft.com/office/word/2015/wordml/symex" xmlns:wpg="http://schemas.microsoft.com/office/word/2010/wordprocessingGroup" xmlns:wpi="http://schemas.microsoft.com/office/word/2010/wordprocessingInk" xmlns:wne="http://schemas.microsoft.com/office/word/2006/wordml" xmlns:wps="http://schemas.microsoft.com/office/word/2010/wordprocessingShape" mc:Ignorable="w14 w15 w16se w16cid w16 w16cex w16sdtdh w16sdtfl w16du wp14">
+  <w:footnote w:type="separator" w:id="-1">
+    <w:p>
+      <w:pPr>
+        <w:spacing w:after="0" w:line="240" w:lineRule="auto"/>
+      </w:pPr>
+      <w:r>
+        <w:separator/>
+      </w:r>
+    </w:p>
+  </w:footnote>
+  <w:footnote w:type="continuationSeparator" w:id="0">
+    <w:p>
+      <w:pPr>
+        <w:spacing w:after="0" w:line="240" w:lineRule="auto"/>
+      </w:pPr>
+      <w:r>
+        <w:continuationSeparator/>
+      </w:r>
+    </w:p>
+  </w:footnote>
+</w:footnotes>
+</file>
+
 <file path=word/numbering.xml><?xml version="1.0" encoding="utf-8"?>
 <w:numbering xmlns:wpc="http://schemas.microsoft.com/office/word/2010/wordprocessingCanvas" xmlns:cx="http://schemas.microsoft.com/office/drawing/2014/chartex" xmlns:cx1="http://schemas.microsoft.com/office/drawing/2015/9/8/chartex" xmlns:cx2="http://schemas.microsoft.com/office/drawing/2015/10/21/chartex" xmlns:cx3="http://schemas.microsoft.com/office/drawing/2016/5/9/chartex" xmlns:cx4="http://schemas.microsoft.com/office/drawing/2016/5/10/chartex" xmlns:cx5="http://schemas.microsoft.com/office/drawing/2016/5/11/chartex" xmlns:cx6="http://schemas.microsoft.com/office/drawing/2016/5/12/chartex" xmlns:cx7="http://schemas.microsoft.com/office/drawing/2016/5/13/chartex" xmlns:cx8="http://schemas.microsoft.com/office/drawing/2016/5/14/chartex" xmlns:mc="http://schemas.openxmlformats.org/markup-compatibility/2006" xmlns:aink="http://schemas.microsoft.com/office/drawing/2016/ink" xmlns:am3d="http://schemas.microsoft.com/office/drawing/2017/model3d" xmlns:o="urn:schemas-microsoft-com:office:office" xmlns:oel="http://schemas.microsoft.com/office/2019/extlst" xmlns:r="http://schemas.openxmlformats.org/officeDocument/2006/relationships" xmlns:m="http://schemas.openxmlformats.org/officeDocument/2006/math" xmlns:v="urn:schemas-microsoft-com:vml" xmlns:wp14="http://schemas.microsoft.com/office/word/2010/wordprocessingDrawing" xmlns:wp="http://schemas.openxmlformats.org/drawingml/2006/wordprocessingDrawing" xmlns:w10="urn:schemas-microsoft-com:office:word" xmlns:w="http://schemas.openxmlformats.org/wordprocessingml/2006/main" xmlns:w14="http://schemas.microsoft.com/office/word/2010/wordml" xmlns:w15="http://schemas.microsoft.com/office/word/2012/wordml" xmlns:w16cex="http://schemas.microsoft.com/office/word/2018/wordml/cex" xmlns:w16cid="http://schemas.microsoft.com/office/word/2016/wordml/cid" xmlns:w16="http://schemas.microsoft.com/office/word/2018/wordml" xmlns:w16du="http://schemas.microsoft.com/office/word/2023/wordml/word16du" xmlns:w16sdtdh="http://schemas.microsoft.com/office/word/2020/wordml/sdtdatahash" xmlns:w16sdtfl="http://schemas.microsoft.com/office/word/2024/wordml/sdtformatlock" xmlns:w16se="http://schemas.microsoft.com/office/word/2015/wordml/symex" xmlns:wpg="http://schemas.microsoft.com/office/word/2010/wordprocessingGroup" xmlns:wpi="http://schemas.microsoft.com/office/word/2010/wordprocessingInk" xmlns:wne="http://schemas.microsoft.com/office/word/2006/wordml" xmlns:wps="http://schemas.microsoft.com/office/word/2010/wordprocessingShape" mc:Ignorable="w14 w15 w16se w16cid w16 w16cex w16sdtdh w16sdtfl w16du wp14">
   <w:abstractNum w:abstractNumId="0" w15:restartNumberingAfterBreak="0">
@@ -1444,8 +3121,124 @@
       </w:pPr>
     </w:lvl>
   </w:abstractNum>
+  <w:abstractNum w:abstractNumId="1" w15:restartNumberingAfterBreak="0">
+    <w:nsid w:val="43FC55EF"/>
+    <w:multiLevelType w:val="multilevel"/>
+    <w:tmpl w:val="CD48BF66"/>
+    <w:lvl w:ilvl="0">
+      <w:start w:val="1"/>
+      <w:numFmt w:val="decimal"/>
+      <w:lvlText w:val="%1."/>
+      <w:lvlJc w:val="left"/>
+      <w:pPr>
+        <w:tabs>
+          <w:tab w:val="num" w:pos="720"/>
+        </w:tabs>
+        <w:ind w:left="720" w:hanging="360"/>
+      </w:pPr>
+    </w:lvl>
+    <w:lvl w:ilvl="1" w:tentative="1">
+      <w:start w:val="1"/>
+      <w:numFmt w:val="decimal"/>
+      <w:lvlText w:val="%2."/>
+      <w:lvlJc w:val="left"/>
+      <w:pPr>
+        <w:tabs>
+          <w:tab w:val="num" w:pos="1440"/>
+        </w:tabs>
+        <w:ind w:left="1440" w:hanging="360"/>
+      </w:pPr>
+    </w:lvl>
+    <w:lvl w:ilvl="2" w:tentative="1">
+      <w:start w:val="1"/>
+      <w:numFmt w:val="decimal"/>
+      <w:lvlText w:val="%3."/>
+      <w:lvlJc w:val="left"/>
+      <w:pPr>
+        <w:tabs>
+          <w:tab w:val="num" w:pos="2160"/>
+        </w:tabs>
+        <w:ind w:left="2160" w:hanging="360"/>
+      </w:pPr>
+    </w:lvl>
+    <w:lvl w:ilvl="3" w:tentative="1">
+      <w:start w:val="1"/>
+      <w:numFmt w:val="decimal"/>
+      <w:lvlText w:val="%4."/>
+      <w:lvlJc w:val="left"/>
+      <w:pPr>
+        <w:tabs>
+          <w:tab w:val="num" w:pos="2880"/>
+        </w:tabs>
+        <w:ind w:left="2880" w:hanging="360"/>
+      </w:pPr>
+    </w:lvl>
+    <w:lvl w:ilvl="4" w:tentative="1">
+      <w:start w:val="1"/>
+      <w:numFmt w:val="decimal"/>
+      <w:lvlText w:val="%5."/>
+      <w:lvlJc w:val="left"/>
+      <w:pPr>
+        <w:tabs>
+          <w:tab w:val="num" w:pos="3600"/>
+        </w:tabs>
+        <w:ind w:left="3600" w:hanging="360"/>
+      </w:pPr>
+    </w:lvl>
+    <w:lvl w:ilvl="5" w:tentative="1">
+      <w:start w:val="1"/>
+      <w:numFmt w:val="decimal"/>
+      <w:lvlText w:val="%6."/>
+      <w:lvlJc w:val="left"/>
+      <w:pPr>
+        <w:tabs>
+          <w:tab w:val="num" w:pos="4320"/>
+        </w:tabs>
+        <w:ind w:left="4320" w:hanging="360"/>
+      </w:pPr>
+    </w:lvl>
+    <w:lvl w:ilvl="6" w:tentative="1">
+      <w:start w:val="1"/>
+      <w:numFmt w:val="decimal"/>
+      <w:lvlText w:val="%7."/>
+      <w:lvlJc w:val="left"/>
+      <w:pPr>
+        <w:tabs>
+          <w:tab w:val="num" w:pos="5040"/>
+        </w:tabs>
+        <w:ind w:left="5040" w:hanging="360"/>
+      </w:pPr>
+    </w:lvl>
+    <w:lvl w:ilvl="7" w:tentative="1">
+      <w:start w:val="1"/>
+      <w:numFmt w:val="decimal"/>
+      <w:lvlText w:val="%8."/>
+      <w:lvlJc w:val="left"/>
+      <w:pPr>
+        <w:tabs>
+          <w:tab w:val="num" w:pos="5760"/>
+        </w:tabs>
+        <w:ind w:left="5760" w:hanging="360"/>
+      </w:pPr>
+    </w:lvl>
+    <w:lvl w:ilvl="8" w:tentative="1">
+      <w:start w:val="1"/>
+      <w:numFmt w:val="decimal"/>
+      <w:lvlText w:val="%9."/>
+      <w:lvlJc w:val="left"/>
+      <w:pPr>
+        <w:tabs>
+          <w:tab w:val="num" w:pos="6480"/>
+        </w:tabs>
+        <w:ind w:left="6480" w:hanging="360"/>
+      </w:pPr>
+    </w:lvl>
+  </w:abstractNum>
   <w:num w:numId="1" w16cid:durableId="5713079">
     <w:abstractNumId w:val="0"/>
+  </w:num>
+  <w:num w:numId="2" w16cid:durableId="550769260">
+    <w:abstractNumId w:val="1"/>
   </w:num>
 </w:numbering>
 </file>
@@ -2414,6 +4207,50 @@
       </w:tblBorders>
     </w:tblPr>
   </w:style>
+  <w:style w:type="paragraph" w:styleId="Header">
+    <w:name w:val="header"/>
+    <w:basedOn w:val="Normal"/>
+    <w:link w:val="HeaderChar"/>
+    <w:uiPriority w:val="99"/>
+    <w:unhideWhenUsed/>
+    <w:rsid w:val="00BB144B"/>
+    <w:pPr>
+      <w:tabs>
+        <w:tab w:val="center" w:pos="4513"/>
+        <w:tab w:val="right" w:pos="9026"/>
+      </w:tabs>
+      <w:spacing w:after="0" w:line="240" w:lineRule="auto"/>
+    </w:pPr>
+  </w:style>
+  <w:style w:type="character" w:customStyle="1" w:styleId="HeaderChar">
+    <w:name w:val="Header Char"/>
+    <w:basedOn w:val="DefaultParagraphFont"/>
+    <w:link w:val="Header"/>
+    <w:uiPriority w:val="99"/>
+    <w:rsid w:val="00BB144B"/>
+  </w:style>
+  <w:style w:type="paragraph" w:styleId="Footer">
+    <w:name w:val="footer"/>
+    <w:basedOn w:val="Normal"/>
+    <w:link w:val="FooterChar"/>
+    <w:uiPriority w:val="99"/>
+    <w:unhideWhenUsed/>
+    <w:rsid w:val="00BB144B"/>
+    <w:pPr>
+      <w:tabs>
+        <w:tab w:val="center" w:pos="4513"/>
+        <w:tab w:val="right" w:pos="9026"/>
+      </w:tabs>
+      <w:spacing w:after="0" w:line="240" w:lineRule="auto"/>
+    </w:pPr>
+  </w:style>
+  <w:style w:type="character" w:customStyle="1" w:styleId="FooterChar">
+    <w:name w:val="Footer Char"/>
+    <w:basedOn w:val="DefaultParagraphFont"/>
+    <w:link w:val="Footer"/>
+    <w:uiPriority w:val="99"/>
+    <w:rsid w:val="00BB144B"/>
+  </w:style>
 </w:styles>
 </file>
 

--- a/Sales Analysis Project 2026/reports/Sales Analysis Report.docx
+++ b/Sales Analysis Project 2026/reports/Sales Analysis Report.docx
@@ -5,7 +5,12 @@
     <w:sdt>
       <w:sdtPr>
         <w:rPr>
+          <w:rFonts w:eastAsiaTheme="minorHAnsi"/>
+          <w:kern w:val="2"/>
           <w:sz w:val="2"/>
+          <w:szCs w:val="24"/>
+          <w:lang w:eastAsia="en-US"/>
+          <w14:ligatures w14:val="standardContextual"/>
         </w:rPr>
         <w:id w:val="-1551297088"/>
         <w:docPartObj>
@@ -15,12 +20,7 @@
       </w:sdtPr>
       <w:sdtEndPr>
         <w:rPr>
-          <w:rFonts w:eastAsiaTheme="minorHAnsi"/>
-          <w:kern w:val="2"/>
           <w:sz w:val="24"/>
-          <w:szCs w:val="24"/>
-          <w:lang w:eastAsia="en-US"/>
-          <w14:ligatures w14:val="standardContextual"/>
         </w:rPr>
       </w:sdtEndPr>
       <w:sdtContent>
@@ -891,6 +891,104 @@
             <w:rPr>
               <w:noProof/>
             </w:rPr>
+            <w:drawing>
+              <wp:anchor distT="0" distB="0" distL="114300" distR="114300" simplePos="0" relativeHeight="251664896" behindDoc="0" locked="0" layoutInCell="1" allowOverlap="1" wp14:anchorId="530957AA" wp14:editId="414BE9AE">
+                <wp:simplePos x="0" y="0"/>
+                <wp:positionH relativeFrom="margin">
+                  <wp:align>left</wp:align>
+                </wp:positionH>
+                <wp:positionV relativeFrom="paragraph">
+                  <wp:posOffset>1843405</wp:posOffset>
+                </wp:positionV>
+                <wp:extent cx="2316060" cy="674585"/>
+                <wp:effectExtent l="0" t="0" r="0" b="0"/>
+                <wp:wrapNone/>
+                <wp:docPr id="4" name="Image 4"/>
+                <wp:cNvGraphicFramePr/>
+                <a:graphic xmlns:a="http://schemas.openxmlformats.org/drawingml/2006/main">
+                  <a:graphicData uri="http://schemas.openxmlformats.org/drawingml/2006/picture">
+                    <pic:pic xmlns:pic="http://schemas.openxmlformats.org/drawingml/2006/picture">
+                      <pic:nvPicPr>
+                        <pic:cNvPr id="4" name="Image 4"/>
+                        <pic:cNvPicPr/>
+                      </pic:nvPicPr>
+                      <pic:blipFill>
+                        <a:blip r:embed="rId7" cstate="print"/>
+                        <a:stretch>
+                          <a:fillRect/>
+                        </a:stretch>
+                      </pic:blipFill>
+                      <pic:spPr>
+                        <a:xfrm>
+                          <a:off x="0" y="0"/>
+                          <a:ext cx="2316060" cy="674585"/>
+                        </a:xfrm>
+                        <a:prstGeom prst="rect">
+                          <a:avLst/>
+                        </a:prstGeom>
+                      </pic:spPr>
+                    </pic:pic>
+                  </a:graphicData>
+                </a:graphic>
+              </wp:anchor>
+            </w:drawing>
+          </w:r>
+          <w:r>
+            <w:rPr>
+              <w:noProof/>
+            </w:rPr>
+            <w:drawing>
+              <wp:anchor distT="0" distB="0" distL="114300" distR="114300" simplePos="0" relativeHeight="251662848" behindDoc="0" locked="0" layoutInCell="1" allowOverlap="1" wp14:anchorId="73272A60" wp14:editId="213C6C44">
+                <wp:simplePos x="0" y="0"/>
+                <wp:positionH relativeFrom="column">
+                  <wp:posOffset>4008120</wp:posOffset>
+                </wp:positionH>
+                <wp:positionV relativeFrom="paragraph">
+                  <wp:posOffset>7112000</wp:posOffset>
+                </wp:positionV>
+                <wp:extent cx="2278380" cy="1798320"/>
+                <wp:effectExtent l="0" t="0" r="0" b="0"/>
+                <wp:wrapNone/>
+                <wp:docPr id="3" name="Image 3"/>
+                <wp:cNvGraphicFramePr/>
+                <a:graphic xmlns:a="http://schemas.openxmlformats.org/drawingml/2006/main">
+                  <a:graphicData uri="http://schemas.openxmlformats.org/drawingml/2006/picture">
+                    <pic:pic xmlns:pic="http://schemas.openxmlformats.org/drawingml/2006/picture">
+                      <pic:nvPicPr>
+                        <pic:cNvPr id="3" name="Image 3"/>
+                        <pic:cNvPicPr/>
+                      </pic:nvPicPr>
+                      <pic:blipFill>
+                        <a:blip r:embed="rId8" cstate="print"/>
+                        <a:stretch>
+                          <a:fillRect/>
+                        </a:stretch>
+                      </pic:blipFill>
+                      <pic:spPr>
+                        <a:xfrm>
+                          <a:off x="0" y="0"/>
+                          <a:ext cx="2278380" cy="1798320"/>
+                        </a:xfrm>
+                        <a:prstGeom prst="rect">
+                          <a:avLst/>
+                        </a:prstGeom>
+                      </pic:spPr>
+                    </pic:pic>
+                  </a:graphicData>
+                </a:graphic>
+                <wp14:sizeRelH relativeFrom="margin">
+                  <wp14:pctWidth>0</wp14:pctWidth>
+                </wp14:sizeRelH>
+                <wp14:sizeRelV relativeFrom="margin">
+                  <wp14:pctHeight>0</wp14:pctHeight>
+                </wp14:sizeRelV>
+              </wp:anchor>
+            </w:drawing>
+          </w:r>
+          <w:r>
+            <w:rPr>
+              <w:noProof/>
+            </w:rPr>
             <mc:AlternateContent>
               <mc:Choice Requires="wps">
                 <w:drawing>
@@ -1133,12 +1231,16 @@
         <w:rPr>
           <w:b/>
           <w:bCs/>
-        </w:rPr>
-      </w:pPr>
-      <w:r>
-        <w:rPr>
-          <w:b/>
-          <w:bCs/>
+          <w:sz w:val="28"/>
+          <w:szCs w:val="28"/>
+        </w:rPr>
+      </w:pPr>
+      <w:r>
+        <w:rPr>
+          <w:b/>
+          <w:bCs/>
+          <w:sz w:val="28"/>
+          <w:szCs w:val="28"/>
         </w:rPr>
         <w:t>Objectives</w:t>
       </w:r>
@@ -1150,10 +1252,18 @@
     </w:p>
     <w:p/>
     <w:p>
-      <w:r>
-        <w:rPr>
-          <w:b/>
-          <w:bCs/>
+      <w:pPr>
+        <w:rPr>
+          <w:sz w:val="28"/>
+          <w:szCs w:val="28"/>
+        </w:rPr>
+      </w:pPr>
+      <w:r>
+        <w:rPr>
+          <w:b/>
+          <w:bCs/>
+          <w:sz w:val="28"/>
+          <w:szCs w:val="28"/>
         </w:rPr>
         <w:t>Executive Summary</w:t>
       </w:r>
@@ -1203,8 +1313,71 @@
             <w:tcW w:w="3005" w:type="dxa"/>
           </w:tcPr>
           <w:p>
-            <w:r>
+            <w:pPr>
+              <w:rPr>
+                <w:b/>
+                <w:bCs/>
+              </w:rPr>
+            </w:pPr>
+            <w:r>
+              <w:rPr>
+                <w:b/>
+                <w:bCs/>
+              </w:rPr>
               <w:t>Metric</w:t>
+            </w:r>
+          </w:p>
+        </w:tc>
+        <w:tc>
+          <w:tcPr>
+            <w:tcW w:w="3005" w:type="dxa"/>
+          </w:tcPr>
+          <w:p>
+            <w:pPr>
+              <w:ind w:firstLine="720"/>
+              <w:rPr>
+                <w:b/>
+                <w:bCs/>
+              </w:rPr>
+            </w:pPr>
+            <w:r>
+              <w:rPr>
+                <w:b/>
+                <w:bCs/>
+              </w:rPr>
+              <w:t>Top Performer</w:t>
+            </w:r>
+          </w:p>
+        </w:tc>
+        <w:tc>
+          <w:tcPr>
+            <w:tcW w:w="3006" w:type="dxa"/>
+          </w:tcPr>
+          <w:p>
+            <w:pPr>
+              <w:rPr>
+                <w:b/>
+                <w:bCs/>
+              </w:rPr>
+            </w:pPr>
+            <w:r>
+              <w:rPr>
+                <w:b/>
+                <w:bCs/>
+              </w:rPr>
+              <w:t>Key findings</w:t>
+            </w:r>
+          </w:p>
+        </w:tc>
+      </w:tr>
+      <w:tr>
+        <w:tc>
+          <w:tcPr>
+            <w:tcW w:w="3005" w:type="dxa"/>
+          </w:tcPr>
+          <w:p>
+            <w:r>
+              <w:t>Best Region</w:t>
             </w:r>
           </w:p>
         </w:tc>
@@ -1217,7 +1390,7 @@
               <w:ind w:firstLine="720"/>
             </w:pPr>
             <w:r>
-              <w:t>Top Performer</w:t>
+              <w:t>East</w:t>
             </w:r>
           </w:p>
         </w:tc>
@@ -1227,7 +1400,7 @@
           </w:tcPr>
           <w:p>
             <w:r>
-              <w:t>Key findings</w:t>
+              <w:t xml:space="preserve">Has the highest revenue across all categories </w:t>
             </w:r>
           </w:p>
         </w:tc>
@@ -1239,7 +1412,7 @@
           </w:tcPr>
           <w:p>
             <w:r>
-              <w:t>Best Region</w:t>
+              <w:t xml:space="preserve">Top Product </w:t>
             </w:r>
           </w:p>
         </w:tc>
@@ -1252,7 +1425,7 @@
               <w:ind w:firstLine="720"/>
             </w:pPr>
             <w:r>
-              <w:t>North</w:t>
+              <w:t>Phone</w:t>
             </w:r>
           </w:p>
         </w:tc>
@@ -1262,7 +1435,7 @@
           </w:tcPr>
           <w:p>
             <w:r>
-              <w:t xml:space="preserve">Has the highest revenue across all categories </w:t>
+              <w:t>Highest revenue generator in Electronics</w:t>
             </w:r>
           </w:p>
         </w:tc>
@@ -1274,7 +1447,7 @@
           </w:tcPr>
           <w:p>
             <w:r>
-              <w:t xml:space="preserve">Top Product </w:t>
+              <w:t>Best Performing Month</w:t>
             </w:r>
           </w:p>
         </w:tc>
@@ -1287,7 +1460,7 @@
               <w:ind w:firstLine="720"/>
             </w:pPr>
             <w:r>
-              <w:t>Phone</w:t>
+              <w:t>April</w:t>
             </w:r>
           </w:p>
         </w:tc>
@@ -1297,7 +1470,7 @@
           </w:tcPr>
           <w:p>
             <w:r>
-              <w:t>Highest revenue generator in Electronics</w:t>
+              <w:t>Best revenue generated</w:t>
             </w:r>
           </w:p>
         </w:tc>
@@ -1309,7 +1482,7 @@
           </w:tcPr>
           <w:p>
             <w:r>
-              <w:t>Best Performing Month</w:t>
+              <w:t>Top Salesperson</w:t>
             </w:r>
           </w:p>
         </w:tc>
@@ -1322,7 +1495,7 @@
               <w:ind w:firstLine="720"/>
             </w:pPr>
             <w:r>
-              <w:t>April</w:t>
+              <w:t>David</w:t>
             </w:r>
           </w:p>
         </w:tc>
@@ -1332,39 +1505,13 @@
           </w:tcPr>
           <w:p>
             <w:r>
-              <w:t>Best revenue generated</w:t>
-            </w:r>
-          </w:p>
-        </w:tc>
-      </w:tr>
-      <w:tr>
-        <w:tc>
-          <w:tcPr>
-            <w:tcW w:w="3005" w:type="dxa"/>
-          </w:tcPr>
-          <w:p>
-            <w:r>
-              <w:t>Top Salesperson</w:t>
-            </w:r>
-          </w:p>
-        </w:tc>
-        <w:tc>
-          <w:tcPr>
-            <w:tcW w:w="3005" w:type="dxa"/>
-          </w:tcPr>
-          <w:p>
-            <w:pPr>
-              <w:ind w:firstLine="720"/>
-            </w:pPr>
-          </w:p>
-        </w:tc>
-        <w:tc>
-          <w:tcPr>
-            <w:tcW w:w="3006" w:type="dxa"/>
-          </w:tcPr>
-          <w:p>
-            <w:r>
-              <w:t>Leading performer in the North region</w:t>
+              <w:t xml:space="preserve">Leading performer in the </w:t>
+            </w:r>
+            <w:r>
+              <w:t>East</w:t>
+            </w:r>
+            <w:r>
+              <w:t xml:space="preserve"> region</w:t>
             </w:r>
           </w:p>
         </w:tc>
@@ -1376,12 +1523,16 @@
         <w:rPr>
           <w:b/>
           <w:bCs/>
-        </w:rPr>
-      </w:pPr>
-      <w:r>
-        <w:rPr>
-          <w:b/>
-          <w:bCs/>
+          <w:sz w:val="28"/>
+          <w:szCs w:val="28"/>
+        </w:rPr>
+      </w:pPr>
+      <w:r>
+        <w:rPr>
+          <w:b/>
+          <w:bCs/>
+          <w:sz w:val="28"/>
+          <w:szCs w:val="28"/>
         </w:rPr>
         <w:t>Data Processing Methodology</w:t>
       </w:r>
@@ -1430,7 +1581,7 @@
                     <pic:cNvPicPr/>
                   </pic:nvPicPr>
                   <pic:blipFill>
-                    <a:blip r:embed="rId7">
+                    <a:blip r:embed="rId9">
                       <a:extLst>
                         <a:ext uri="{28A0092B-C50C-407E-A947-70E740481C1C}">
                           <a14:useLocalDpi xmlns:a14="http://schemas.microsoft.com/office/drawing/2010/main" val="0"/>
@@ -1463,20 +1614,26 @@
         <w:rPr>
           <w:b/>
           <w:bCs/>
-        </w:rPr>
-      </w:pPr>
-    </w:p>
-    <w:p>
-      <w:pPr>
-        <w:rPr>
-          <w:b/>
-          <w:bCs/>
-        </w:rPr>
-      </w:pPr>
-      <w:r>
-        <w:rPr>
-          <w:b/>
-          <w:bCs/>
+          <w:sz w:val="28"/>
+          <w:szCs w:val="28"/>
+        </w:rPr>
+      </w:pPr>
+    </w:p>
+    <w:p>
+      <w:pPr>
+        <w:rPr>
+          <w:b/>
+          <w:bCs/>
+          <w:sz w:val="28"/>
+          <w:szCs w:val="28"/>
+        </w:rPr>
+      </w:pPr>
+      <w:r>
+        <w:rPr>
+          <w:b/>
+          <w:bCs/>
+          <w:sz w:val="28"/>
+          <w:szCs w:val="28"/>
         </w:rPr>
         <w:t xml:space="preserve">Data Cleaning </w:t>
       </w:r>
@@ -1497,7 +1654,17 @@
             <w:tcW w:w="4508" w:type="dxa"/>
           </w:tcPr>
           <w:p>
-            <w:r>
+            <w:pPr>
+              <w:rPr>
+                <w:b/>
+                <w:bCs/>
+              </w:rPr>
+            </w:pPr>
+            <w:r>
+              <w:rPr>
+                <w:b/>
+                <w:bCs/>
+              </w:rPr>
               <w:t>Data Quality Issue</w:t>
             </w:r>
           </w:p>
@@ -1507,7 +1674,17 @@
             <w:tcW w:w="4508" w:type="dxa"/>
           </w:tcPr>
           <w:p>
-            <w:r>
+            <w:pPr>
+              <w:rPr>
+                <w:b/>
+                <w:bCs/>
+              </w:rPr>
+            </w:pPr>
+            <w:r>
+              <w:rPr>
+                <w:b/>
+                <w:bCs/>
+              </w:rPr>
               <w:t>Resolution Method</w:t>
             </w:r>
           </w:p>
@@ -1620,10 +1797,21 @@
             <w:r>
               <w:t>Removed c</w:t>
             </w:r>
+            <w:r>
+              <w:t xml:space="preserve">ompletely </w:t>
+            </w:r>
           </w:p>
         </w:tc>
       </w:tr>
     </w:tbl>
+    <w:p>
+      <w:pPr>
+        <w:rPr>
+          <w:b/>
+          <w:bCs/>
+        </w:rPr>
+      </w:pPr>
+    </w:p>
     <w:p>
       <w:pPr>
         <w:rPr>
@@ -1656,7 +1844,17 @@
             <w:tcW w:w="3126" w:type="dxa"/>
           </w:tcPr>
           <w:p>
-            <w:r>
+            <w:pPr>
+              <w:rPr>
+                <w:b/>
+                <w:bCs/>
+              </w:rPr>
+            </w:pPr>
+            <w:r>
+              <w:rPr>
+                <w:b/>
+                <w:bCs/>
+              </w:rPr>
               <w:t>New Field</w:t>
             </w:r>
           </w:p>
@@ -1668,8 +1866,16 @@
           <w:p>
             <w:pPr>
               <w:jc w:val="center"/>
+              <w:rPr>
+                <w:b/>
+                <w:bCs/>
+              </w:rPr>
             </w:pPr>
             <w:r>
+              <w:rPr>
+                <w:b/>
+                <w:bCs/>
+              </w:rPr>
               <w:t>Formula</w:t>
             </w:r>
           </w:p>
@@ -1679,7 +1885,17 @@
             <w:tcW w:w="2945" w:type="dxa"/>
           </w:tcPr>
           <w:p>
-            <w:r>
+            <w:pPr>
+              <w:rPr>
+                <w:b/>
+                <w:bCs/>
+              </w:rPr>
+            </w:pPr>
+            <w:r>
+              <w:rPr>
+                <w:b/>
+                <w:bCs/>
+              </w:rPr>
               <w:t>Business Value</w:t>
             </w:r>
           </w:p>
@@ -1756,12 +1972,16 @@
         <w:rPr>
           <w:b/>
           <w:bCs/>
-        </w:rPr>
-      </w:pPr>
-      <w:r>
-        <w:rPr>
-          <w:b/>
-          <w:bCs/>
+          <w:sz w:val="28"/>
+          <w:szCs w:val="28"/>
+        </w:rPr>
+      </w:pPr>
+      <w:r>
+        <w:rPr>
+          <w:b/>
+          <w:bCs/>
+          <w:sz w:val="28"/>
+          <w:szCs w:val="28"/>
         </w:rPr>
         <w:t>Business Analysis Findings</w:t>
       </w:r>
@@ -1835,7 +2055,7 @@
                     <pic:cNvPicPr/>
                   </pic:nvPicPr>
                   <pic:blipFill>
-                    <a:blip r:embed="rId8">
+                    <a:blip r:embed="rId10">
                       <a:extLst>
                         <a:ext uri="{28A0092B-C50C-407E-A947-70E740481C1C}">
                           <a14:useLocalDpi xmlns:a14="http://schemas.microsoft.com/office/drawing/2010/main" val="0"/>
@@ -1873,6 +2093,7 @@
           <w:b/>
           <w:bCs/>
         </w:rPr>
+        <w:lastRenderedPageBreak/>
         <w:t>Analysis:</w:t>
       </w:r>
       <w:r>
@@ -1896,7 +2117,6 @@
           <w:b/>
           <w:bCs/>
         </w:rPr>
-        <w:lastRenderedPageBreak/>
         <w:t>Business Implication:</w:t>
       </w:r>
       <w:r>
@@ -1924,12 +2144,16 @@
         <w:rPr>
           <w:b/>
           <w:bCs/>
-        </w:rPr>
-      </w:pPr>
-      <w:r>
-        <w:rPr>
-          <w:b/>
-          <w:bCs/>
+          <w:sz w:val="28"/>
+          <w:szCs w:val="28"/>
+        </w:rPr>
+      </w:pPr>
+      <w:r>
+        <w:rPr>
+          <w:b/>
+          <w:bCs/>
+          <w:sz w:val="28"/>
+          <w:szCs w:val="28"/>
         </w:rPr>
         <w:t>Product Performance Analysis</w:t>
       </w:r>
@@ -1977,7 +2201,7 @@
                     <pic:cNvPicPr/>
                   </pic:nvPicPr>
                   <pic:blipFill>
-                    <a:blip r:embed="rId9">
+                    <a:blip r:embed="rId11">
                       <a:extLst>
                         <a:ext uri="{28A0092B-C50C-407E-A947-70E740481C1C}">
                           <a14:useLocalDpi xmlns:a14="http://schemas.microsoft.com/office/drawing/2010/main" val="0"/>
@@ -2043,13 +2267,7 @@
         <w:t>Business Implication:</w:t>
       </w:r>
       <w:r>
-        <w:t xml:space="preserve"> Inventory and marketing budgets should be allocated proportionally to revenue contribution, with Electronics receiving </w:t>
-      </w:r>
-      <w:r>
-        <w:t>most</w:t>
-      </w:r>
-      <w:r>
-        <w:t xml:space="preserve"> resources.</w:t>
+        <w:t> Inventory and marketing budgets should be allocated proportionally to revenue contribution, with Electronics receiving most resources.</w:t>
       </w:r>
     </w:p>
     <w:p>
@@ -2067,12 +2285,16 @@
         <w:rPr>
           <w:b/>
           <w:bCs/>
-        </w:rPr>
-      </w:pPr>
-      <w:r>
-        <w:rPr>
-          <w:b/>
-          <w:bCs/>
+          <w:sz w:val="28"/>
+          <w:szCs w:val="28"/>
+        </w:rPr>
+      </w:pPr>
+      <w:r>
+        <w:rPr>
+          <w:b/>
+          <w:bCs/>
+          <w:sz w:val="28"/>
+          <w:szCs w:val="28"/>
         </w:rPr>
         <w:t>Sales Trend Analysis</w:t>
       </w:r>
@@ -2121,7 +2343,7 @@
                     <pic:cNvPicPr/>
                   </pic:nvPicPr>
                   <pic:blipFill>
-                    <a:blip r:embed="rId10">
+                    <a:blip r:embed="rId12">
                       <a:extLst>
                         <a:ext uri="{28A0092B-C50C-407E-A947-70E740481C1C}">
                           <a14:useLocalDpi xmlns:a14="http://schemas.microsoft.com/office/drawing/2010/main" val="0"/>
@@ -2172,18 +2394,29 @@
         <w:t> The factors driving the March growth should be investigated and potentially replicated in other months. If seasonal, inventory should be increased ahead of future March periods.</w:t>
       </w:r>
     </w:p>
-    <w:p/>
-    <w:p>
-      <w:pPr>
-        <w:rPr>
-          <w:b/>
-          <w:bCs/>
-        </w:rPr>
-      </w:pPr>
-      <w:r>
-        <w:rPr>
-          <w:b/>
-          <w:bCs/>
+    <w:p>
+      <w:pPr>
+        <w:rPr>
+          <w:sz w:val="28"/>
+          <w:szCs w:val="28"/>
+        </w:rPr>
+      </w:pPr>
+    </w:p>
+    <w:p>
+      <w:pPr>
+        <w:rPr>
+          <w:b/>
+          <w:bCs/>
+          <w:sz w:val="28"/>
+          <w:szCs w:val="28"/>
+        </w:rPr>
+      </w:pPr>
+      <w:r>
+        <w:rPr>
+          <w:b/>
+          <w:bCs/>
+          <w:sz w:val="28"/>
+          <w:szCs w:val="28"/>
         </w:rPr>
         <w:t>Salesperson Performance Analysis</w:t>
       </w:r>
@@ -2226,6 +2459,7 @@
         <w:rPr>
           <w:noProof/>
         </w:rPr>
+        <w:lastRenderedPageBreak/>
         <w:drawing>
           <wp:inline distT="0" distB="0" distL="0" distR="0" wp14:anchorId="3BB18B9C" wp14:editId="5DCB8830">
             <wp:extent cx="5731510" cy="2817495"/>
@@ -2242,7 +2476,7 @@
                     <pic:cNvPicPr/>
                   </pic:nvPicPr>
                   <pic:blipFill>
-                    <a:blip r:embed="rId11">
+                    <a:blip r:embed="rId13">
                       <a:extLst>
                         <a:ext uri="{28A0092B-C50C-407E-A947-70E740481C1C}">
                           <a14:useLocalDpi xmlns:a14="http://schemas.microsoft.com/office/drawing/2010/main" val="0"/>
@@ -2275,7 +2509,6 @@
           <w:b/>
           <w:bCs/>
         </w:rPr>
-        <w:lastRenderedPageBreak/>
         <w:t>Analysis:</w:t>
       </w:r>
       <w:r>
@@ -2318,12 +2551,16 @@
         <w:rPr>
           <w:b/>
           <w:bCs/>
-        </w:rPr>
-      </w:pPr>
-      <w:r>
-        <w:rPr>
-          <w:b/>
-          <w:bCs/>
+          <w:sz w:val="28"/>
+          <w:szCs w:val="28"/>
+        </w:rPr>
+      </w:pPr>
+      <w:r>
+        <w:rPr>
+          <w:b/>
+          <w:bCs/>
+          <w:sz w:val="28"/>
+          <w:szCs w:val="28"/>
         </w:rPr>
         <w:t>Actionable Business Recommendations</w:t>
       </w:r>
@@ -2333,6 +2570,16 @@
         <w:rPr>
           <w:b/>
           <w:bCs/>
+          <w:sz w:val="28"/>
+          <w:szCs w:val="28"/>
+        </w:rPr>
+      </w:pPr>
+    </w:p>
+    <w:p>
+      <w:pPr>
+        <w:rPr>
+          <w:b/>
+          <w:bCs/>
         </w:rPr>
       </w:pPr>
       <w:r>
@@ -2426,13 +2673,7 @@
         <w:t>Rationale:</w:t>
       </w:r>
       <w:r>
-        <w:t xml:space="preserve"> Electronics (specifically Phones) drives </w:t>
-      </w:r>
-      <w:r>
-        <w:t>most of the</w:t>
-      </w:r>
-      <w:r>
-        <w:t xml:space="preserve"> revenue. Resources should be allocated proportionally to revenue contribution.</w:t>
+        <w:t> Electronics (specifically Phones) drives most of the revenue. Resources should be allocated proportionally to revenue contribution.</w:t>
       </w:r>
     </w:p>
     <w:p>
@@ -2444,7 +2685,13 @@
         <w:t>Success Metric:</w:t>
       </w:r>
       <w:r>
-        <w:t> Electronics revenue increase of 15% next quarter; clear decision on Furniture line continuation.</w:t>
+        <w:t> Electronics revenue increase of 15% next quarter</w:t>
+      </w:r>
+      <w:r>
+        <w:t xml:space="preserve"> </w:t>
+      </w:r>
+      <w:r>
+        <w:t>clear decision on Furniture line continuation.</w:t>
       </w:r>
     </w:p>
     <w:p/>
@@ -2570,7 +2817,6 @@
           <w:b/>
           <w:bCs/>
         </w:rPr>
-        <w:lastRenderedPageBreak/>
         <w:t>Provides</w:t>
       </w:r>
       <w:r>
@@ -2651,7 +2897,17 @@
             <w:tcW w:w="3005" w:type="dxa"/>
           </w:tcPr>
           <w:p>
-            <w:r>
+            <w:pPr>
+              <w:rPr>
+                <w:b/>
+                <w:bCs/>
+              </w:rPr>
+            </w:pPr>
+            <w:r>
+              <w:rPr>
+                <w:b/>
+                <w:bCs/>
+              </w:rPr>
               <w:t>Component</w:t>
             </w:r>
           </w:p>
@@ -2661,7 +2917,17 @@
             <w:tcW w:w="3005" w:type="dxa"/>
           </w:tcPr>
           <w:p>
-            <w:r>
+            <w:pPr>
+              <w:rPr>
+                <w:b/>
+                <w:bCs/>
+              </w:rPr>
+            </w:pPr>
+            <w:r>
+              <w:rPr>
+                <w:b/>
+                <w:bCs/>
+              </w:rPr>
               <w:t>Technology</w:t>
             </w:r>
           </w:p>
@@ -2671,7 +2937,17 @@
             <w:tcW w:w="3006" w:type="dxa"/>
           </w:tcPr>
           <w:p>
-            <w:r>
+            <w:pPr>
+              <w:rPr>
+                <w:b/>
+                <w:bCs/>
+              </w:rPr>
+            </w:pPr>
+            <w:r>
+              <w:rPr>
+                <w:b/>
+                <w:bCs/>
+              </w:rPr>
               <w:t>Version</w:t>
             </w:r>
           </w:p>
@@ -2902,7 +3178,17 @@
             <w:tcW w:w="4508" w:type="dxa"/>
           </w:tcPr>
           <w:p>
-            <w:r>
+            <w:pPr>
+              <w:rPr>
+                <w:b/>
+                <w:bCs/>
+              </w:rPr>
+            </w:pPr>
+            <w:r>
+              <w:rPr>
+                <w:b/>
+                <w:bCs/>
+              </w:rPr>
               <w:t>Term</w:t>
             </w:r>
           </w:p>
@@ -2912,7 +3198,17 @@
             <w:tcW w:w="4508" w:type="dxa"/>
           </w:tcPr>
           <w:p>
-            <w:r>
+            <w:pPr>
+              <w:rPr>
+                <w:b/>
+                <w:bCs/>
+              </w:rPr>
+            </w:pPr>
+            <w:r>
+              <w:rPr>
+                <w:b/>
+                <w:bCs/>
+              </w:rPr>
               <w:t>Definition</w:t>
             </w:r>
           </w:p>
@@ -2948,6 +3244,7 @@
           <w:p>
             <w:proofErr w:type="spellStart"/>
             <w:r>
+              <w:lastRenderedPageBreak/>
               <w:t>venv</w:t>
             </w:r>
             <w:proofErr w:type="spellEnd"/>
@@ -2970,7 +3267,6 @@
         <w:br w:type="page"/>
       </w:r>
     </w:p>
-    <w:p/>
     <w:sectPr>
       <w:pgSz w:w="11906" w:h="16838"/>
       <w:pgMar w:top="1440" w:right="1440" w:bottom="1440" w:left="1440" w:header="708" w:footer="708" w:gutter="0"/>
@@ -3844,6 +4140,7 @@
   <w:style w:type="character" w:default="1" w:styleId="DefaultParagraphFont">
     <w:name w:val="Default Paragraph Font"/>
     <w:uiPriority w:val="1"/>
+    <w:semiHidden/>
     <w:unhideWhenUsed/>
   </w:style>
   <w:style w:type="table" w:default="1" w:styleId="TableNormal">

--- a/Sales Analysis Project 2026/reports/Sales Analysis Report.docx
+++ b/Sales Analysis Project 2026/reports/Sales Analysis Report.docx
@@ -2446,6 +2446,12 @@
       </w:r>
     </w:p>
     <w:p>
+      <w:pPr>
+        <w:rPr>
+          <w:b/>
+          <w:bCs/>
+        </w:rPr>
+      </w:pPr>
       <w:r>
         <w:rPr>
           <w:b/>
@@ -2570,182 +2576,176 @@
         <w:rPr>
           <w:b/>
           <w:bCs/>
+        </w:rPr>
+      </w:pPr>
+      <w:r>
+        <w:rPr>
+          <w:b/>
+          <w:bCs/>
+        </w:rPr>
+        <w:t xml:space="preserve">Recommendation 1: Replicate </w:t>
+      </w:r>
+      <w:r>
+        <w:rPr>
+          <w:b/>
+          <w:bCs/>
+        </w:rPr>
+        <w:t>East</w:t>
+      </w:r>
+      <w:r>
+        <w:rPr>
+          <w:b/>
+          <w:bCs/>
+        </w:rPr>
+        <w:t xml:space="preserve"> Region Success Formula</w:t>
+      </w:r>
+    </w:p>
+    <w:p>
+      <w:r>
+        <w:rPr>
+          <w:b/>
+          <w:bCs/>
+        </w:rPr>
+        <w:t>Rationale:</w:t>
+      </w:r>
+      <w:r>
+        <w:t xml:space="preserve"> The </w:t>
+      </w:r>
+      <w:r>
+        <w:t>East</w:t>
+      </w:r>
+      <w:r>
+        <w:t xml:space="preserve"> region consistently outperforms other regions. Understanding and replicating their success factors is the fastest path to improving overall company performance.</w:t>
+      </w:r>
+    </w:p>
+    <w:p>
+      <w:r>
+        <w:rPr>
+          <w:b/>
+          <w:bCs/>
+        </w:rPr>
+        <w:t>Success Metric:</w:t>
+      </w:r>
+      <w:r>
+        <w:t> West region revenue increase of 20% within 3 months of implementation</w:t>
+      </w:r>
+    </w:p>
+    <w:p>
+      <w:pPr>
+        <w:rPr>
+          <w:b/>
+          <w:bCs/>
+        </w:rPr>
+      </w:pPr>
+      <w:r>
+        <w:rPr>
+          <w:b/>
+          <w:bCs/>
+        </w:rPr>
+        <w:t>Recommendation 2: Optimi</w:t>
+      </w:r>
+      <w:r>
+        <w:rPr>
+          <w:b/>
+          <w:bCs/>
+        </w:rPr>
+        <w:t>s</w:t>
+      </w:r>
+      <w:r>
+        <w:rPr>
+          <w:b/>
+          <w:bCs/>
+        </w:rPr>
+        <w:t>e Product Strategy</w:t>
+      </w:r>
+    </w:p>
+    <w:p>
+      <w:r>
+        <w:rPr>
+          <w:b/>
+          <w:bCs/>
+        </w:rPr>
+        <w:t>Rationale:</w:t>
+      </w:r>
+      <w:r>
+        <w:t> Electronics (specifically Phones) drives most of the revenue. Resources should be allocated proportionally to revenue contribution.</w:t>
+      </w:r>
+    </w:p>
+    <w:p>
+      <w:r>
+        <w:rPr>
+          <w:b/>
+          <w:bCs/>
+        </w:rPr>
+        <w:t>Success Metric:</w:t>
+      </w:r>
+      <w:r>
+        <w:t> Electronics revenue increase of 15% next quarter</w:t>
+      </w:r>
+      <w:r>
+        <w:t xml:space="preserve"> </w:t>
+      </w:r>
+      <w:r>
+        <w:t>clear decision on Furniture line continuation.</w:t>
+      </w:r>
+    </w:p>
+    <w:p/>
+    <w:p>
+      <w:pPr>
+        <w:rPr>
+          <w:b/>
+          <w:bCs/>
+        </w:rPr>
+      </w:pPr>
+      <w:r>
+        <w:rPr>
+          <w:b/>
+          <w:bCs/>
+        </w:rPr>
+        <w:t>Recommendation 3: Fix Data Quality at Source</w:t>
+      </w:r>
+    </w:p>
+    <w:p>
+      <w:r>
+        <w:rPr>
+          <w:b/>
+          <w:bCs/>
+        </w:rPr>
+        <w:lastRenderedPageBreak/>
+        <w:t>Rationale:</w:t>
+      </w:r>
+      <w:r>
+        <w:t> The presence of "Unknown" salesperson records prevents accurate performance tracking and may hide revenue attribution issues.</w:t>
+      </w:r>
+    </w:p>
+    <w:p>
+      <w:r>
+        <w:rPr>
+          <w:b/>
+          <w:bCs/>
+        </w:rPr>
+        <w:t>Success Metric:</w:t>
+      </w:r>
+      <w:r>
+        <w:t> Zero "Unknown" salesperson records in next month's data; 100% completion rate for all required fields.</w:t>
+      </w:r>
+    </w:p>
+    <w:p/>
+    <w:p>
+      <w:pPr>
+        <w:rPr>
+          <w:b/>
+          <w:bCs/>
           <w:sz w:val="28"/>
           <w:szCs w:val="28"/>
         </w:rPr>
       </w:pPr>
-    </w:p>
-    <w:p>
-      <w:pPr>
-        <w:rPr>
-          <w:b/>
-          <w:bCs/>
-        </w:rPr>
-      </w:pPr>
-      <w:r>
-        <w:rPr>
-          <w:b/>
-          <w:bCs/>
-        </w:rPr>
-        <w:t xml:space="preserve">Recommendation 1: Replicate </w:t>
-      </w:r>
-      <w:r>
-        <w:rPr>
-          <w:b/>
-          <w:bCs/>
-        </w:rPr>
-        <w:t>East</w:t>
-      </w:r>
-      <w:r>
-        <w:rPr>
-          <w:b/>
-          <w:bCs/>
-        </w:rPr>
-        <w:t xml:space="preserve"> Region Success Formula</w:t>
-      </w:r>
-    </w:p>
-    <w:p>
-      <w:r>
-        <w:rPr>
-          <w:b/>
-          <w:bCs/>
-        </w:rPr>
-        <w:t>Rationale:</w:t>
-      </w:r>
-      <w:r>
-        <w:t xml:space="preserve"> The </w:t>
-      </w:r>
-      <w:r>
-        <w:t>East</w:t>
-      </w:r>
-      <w:r>
-        <w:t xml:space="preserve"> region consistently outperforms other regions. Understanding and replicating their success factors is the fastest path to improving overall company performance.</w:t>
-      </w:r>
-    </w:p>
-    <w:p>
-      <w:r>
-        <w:rPr>
-          <w:b/>
-          <w:bCs/>
-        </w:rPr>
-        <w:t>Success Metric:</w:t>
-      </w:r>
-      <w:r>
-        <w:t> West region revenue increase of 20% within 3 months of implementation</w:t>
-      </w:r>
-    </w:p>
-    <w:p/>
-    <w:p>
-      <w:pPr>
-        <w:rPr>
-          <w:b/>
-          <w:bCs/>
-        </w:rPr>
-      </w:pPr>
-      <w:r>
-        <w:rPr>
-          <w:b/>
-          <w:bCs/>
-        </w:rPr>
-        <w:t>Recommendation 2: Optimi</w:t>
-      </w:r>
-      <w:r>
-        <w:rPr>
-          <w:b/>
-          <w:bCs/>
-        </w:rPr>
-        <w:t>s</w:t>
-      </w:r>
-      <w:r>
-        <w:rPr>
-          <w:b/>
-          <w:bCs/>
-        </w:rPr>
-        <w:t>e Product Strategy</w:t>
-      </w:r>
-    </w:p>
-    <w:p>
-      <w:r>
-        <w:rPr>
-          <w:b/>
-          <w:bCs/>
-        </w:rPr>
-        <w:t>Rationale:</w:t>
-      </w:r>
-      <w:r>
-        <w:t> Electronics (specifically Phones) drives most of the revenue. Resources should be allocated proportionally to revenue contribution.</w:t>
-      </w:r>
-    </w:p>
-    <w:p>
-      <w:r>
-        <w:rPr>
-          <w:b/>
-          <w:bCs/>
-        </w:rPr>
-        <w:t>Success Metric:</w:t>
-      </w:r>
-      <w:r>
-        <w:t> Electronics revenue increase of 15% next quarter</w:t>
-      </w:r>
-      <w:r>
-        <w:t xml:space="preserve"> </w:t>
-      </w:r>
-      <w:r>
-        <w:t>clear decision on Furniture line continuation.</w:t>
-      </w:r>
-    </w:p>
-    <w:p/>
-    <w:p>
-      <w:pPr>
-        <w:rPr>
-          <w:b/>
-          <w:bCs/>
-        </w:rPr>
-      </w:pPr>
-      <w:r>
-        <w:rPr>
-          <w:b/>
-          <w:bCs/>
-        </w:rPr>
-        <w:t>Recommendation 3: Fix Data Quality at Source</w:t>
-      </w:r>
-    </w:p>
-    <w:p>
-      <w:r>
-        <w:rPr>
-          <w:b/>
-          <w:bCs/>
-        </w:rPr>
-        <w:t>Rationale:</w:t>
-      </w:r>
-      <w:r>
-        <w:t> The presence of "Unknown" salesperson records prevents accurate performance tracking and may hide revenue attribution issues.</w:t>
-      </w:r>
-    </w:p>
-    <w:p>
-      <w:r>
-        <w:rPr>
-          <w:b/>
-          <w:bCs/>
-        </w:rPr>
-        <w:t>Success Metric:</w:t>
-      </w:r>
-      <w:r>
-        <w:t> Zero "Unknown" salesperson records in next month's data; 100% completion rate for all required fields.</w:t>
-      </w:r>
-    </w:p>
-    <w:p/>
-    <w:p>
-      <w:pPr>
-        <w:rPr>
-          <w:b/>
-          <w:bCs/>
-        </w:rPr>
-      </w:pPr>
-      <w:r>
-        <w:rPr>
-          <w:b/>
-          <w:bCs/>
+      <w:r>
+        <w:rPr>
+          <w:b/>
+          <w:bCs/>
+          <w:sz w:val="28"/>
+          <w:szCs w:val="28"/>
         </w:rPr>
         <w:t>Conclusion</w:t>
       </w:r>
@@ -3244,7 +3244,6 @@
           <w:p>
             <w:proofErr w:type="spellStart"/>
             <w:r>
-              <w:lastRenderedPageBreak/>
               <w:t>venv</w:t>
             </w:r>
             <w:proofErr w:type="spellEnd"/>
